--- a/Complaint/Fact_Reference_Document.docx
+++ b/Complaint/Fact_Reference_Document.docx
@@ -52,7 +52,47 @@
           <w:sz w:val="24"/>
           <w:szCs w:val="24"/>
         </w:rPr>
-        <w:t>Robertson / Runyan v. Ochoa</w:t>
+        <w:t xml:space="preserve">Seeking </w:t>
+      </w:r>
+      <w:r>
+        <w:rPr>
+          <w:rFonts w:eastAsia="Arial" w:cs="Arial"/>
+          <w:color w:val="555555"/>
+          <w:sz w:val="24"/>
+          <w:szCs w:val="24"/>
+        </w:rPr>
+        <w:t xml:space="preserve">Robertson / Runyan v. </w:t>
+      </w:r>
+      <w:r>
+        <w:rPr>
+          <w:rFonts w:eastAsia="Arial" w:cs="Arial"/>
+          <w:color w:val="555555"/>
+          <w:sz w:val="24"/>
+          <w:szCs w:val="24"/>
+        </w:rPr>
+        <w:t>Lake County</w:t>
+      </w:r>
+    </w:p>
+    <w:p>
+      <w:pPr>
+        <w:pStyle w:val="Normal"/>
+        <w:spacing w:before="0" w:after="80"/>
+        <w:jc w:val="center"/>
+        <w:rPr>
+          <w:rFonts w:eastAsia="Arial" w:cs="Arial"/>
+          <w:color w:val="555555"/>
+          <w:sz w:val="24"/>
+          <w:szCs w:val="24"/>
+        </w:rPr>
+      </w:pPr>
+      <w:r>
+        <w:rPr>
+          <w:rFonts w:eastAsia="Arial" w:cs="Arial"/>
+          <w:color w:val="555555"/>
+          <w:sz w:val="24"/>
+          <w:szCs w:val="24"/>
+        </w:rPr>
+        <w:t>Emails with Undersheriff Ben Woods on file.</w:t>
       </w:r>
     </w:p>
     <w:p>
@@ -79,7 +119,7 @@
       </w:pPr>
       <w:r>
         <w:rPr>
-          <w:rFonts w:eastAsia="Arial" w:cs="Arial" w:ascii="Arial" w:hAnsi="Arial"/>
+          <w:rFonts w:eastAsia="Arial" w:cs="Arial"/>
         </w:rPr>
         <w:t>1. OFFICERS INVOLVED</w:t>
       </w:r>
@@ -91,7 +131,7 @@
       </w:pPr>
       <w:r>
         <w:rPr>
-          <w:rFonts w:eastAsia="Arial" w:cs="Arial" w:ascii="Arial" w:hAnsi="Arial"/>
+          <w:rFonts w:eastAsia="Arial" w:cs="Arial"/>
         </w:rPr>
         <w:t>Corporal D. Moll</w:t>
       </w:r>
@@ -203,7 +243,7 @@
       </w:pPr>
       <w:r>
         <w:rPr>
-          <w:rFonts w:eastAsia="Arial" w:cs="Arial" w:ascii="Arial" w:hAnsi="Arial"/>
+          <w:rFonts w:eastAsia="Arial" w:cs="Arial"/>
         </w:rPr>
         <w:t>Corporal Nicholas Blanton</w:t>
       </w:r>
@@ -290,7 +330,7 @@
       </w:pPr>
       <w:r>
         <w:rPr>
-          <w:rFonts w:eastAsia="Arial" w:cs="Arial" w:ascii="Arial" w:hAnsi="Arial"/>
+          <w:rFonts w:eastAsia="Arial" w:cs="Arial"/>
         </w:rPr>
         <w:t>2. SPECIFIC OFFICER FAILURES</w:t>
       </w:r>
@@ -302,9 +342,166 @@
       </w:pPr>
       <w:r>
         <w:rPr>
-          <w:rFonts w:eastAsia="Arial" w:cs="Arial" w:ascii="Arial" w:hAnsi="Arial"/>
+          <w:rFonts w:eastAsia="Arial" w:cs="Arial"/>
         </w:rPr>
         <w:t>Corporal Moll — December 2, 2025</w:t>
+      </w:r>
+    </w:p>
+    <w:p>
+      <w:pPr>
+        <w:pStyle w:val="ListParagraph"/>
+        <w:numPr>
+          <w:ilvl w:val="0"/>
+          <w:numId w:val="10"/>
+        </w:numPr>
+        <w:spacing w:before="0" w:after="100"/>
+        <w:rPr/>
+      </w:pPr>
+      <w:r>
+        <w:rPr>
+          <w:rFonts w:eastAsia="Arial" w:cs="Arial"/>
+          <w:sz w:val="22"/>
+          <w:szCs w:val="22"/>
+        </w:rPr>
+        <w:t>Julie Robertson called the Sheriff’s Department to report unauthorized occupants at 39360 MT HWY 83, Bigfork, MT.</w:t>
+      </w:r>
+    </w:p>
+    <w:p>
+      <w:pPr>
+        <w:pStyle w:val="ListParagraph"/>
+        <w:numPr>
+          <w:ilvl w:val="0"/>
+          <w:numId w:val="5"/>
+        </w:numPr>
+        <w:spacing w:before="0" w:after="100"/>
+        <w:rPr/>
+      </w:pPr>
+      <w:r>
+        <w:rPr>
+          <w:rFonts w:eastAsia="Arial" w:cs="Arial"/>
+          <w:sz w:val="22"/>
+          <w:szCs w:val="22"/>
+        </w:rPr>
+        <w:t>Moll responded and spoke with occupant Josh Ochoa, who claimed a verbal agreement with Chris Robertson.</w:t>
+      </w:r>
+    </w:p>
+    <w:p>
+      <w:pPr>
+        <w:pStyle w:val="ListParagraph"/>
+        <w:numPr>
+          <w:ilvl w:val="0"/>
+          <w:numId w:val="5"/>
+        </w:numPr>
+        <w:spacing w:before="0" w:after="100"/>
+        <w:rPr/>
+      </w:pPr>
+      <w:r>
+        <w:rPr>
+          <w:rFonts w:eastAsia="Arial" w:cs="Arial"/>
+          <w:b/>
+          <w:bCs/>
+          <w:sz w:val="22"/>
+          <w:szCs w:val="22"/>
+        </w:rPr>
+        <w:t>Moll did NOT contact Chris Robertson to verify the claimed agreement.</w:t>
+      </w:r>
+      <w:r>
+        <w:rPr>
+          <w:rFonts w:eastAsia="Arial" w:cs="Arial"/>
+          <w:sz w:val="22"/>
+          <w:szCs w:val="22"/>
+        </w:rPr>
+        <w:t xml:space="preserve"> MCA § 70-24-113(3) requires verbal authorization to be verified with the entitled party. This was never done.</w:t>
+      </w:r>
+    </w:p>
+    <w:p>
+      <w:pPr>
+        <w:pStyle w:val="ListParagraph"/>
+        <w:numPr>
+          <w:ilvl w:val="0"/>
+          <w:numId w:val="5"/>
+        </w:numPr>
+        <w:spacing w:before="0" w:after="100"/>
+        <w:rPr/>
+      </w:pPr>
+      <w:r>
+        <w:rPr>
+          <w:rFonts w:eastAsia="Arial" w:cs="Arial"/>
+          <w:sz w:val="22"/>
+          <w:szCs w:val="22"/>
+        </w:rPr>
+        <w:t>Moll accepted the occupant’s unverified claim and concluded there was an oral agreement.</w:t>
+      </w:r>
+    </w:p>
+    <w:p>
+      <w:pPr>
+        <w:pStyle w:val="ListParagraph"/>
+        <w:numPr>
+          <w:ilvl w:val="0"/>
+          <w:numId w:val="5"/>
+        </w:numPr>
+        <w:spacing w:before="0" w:after="100"/>
+        <w:rPr/>
+      </w:pPr>
+      <w:r>
+        <w:rPr>
+          <w:rFonts w:eastAsia="Arial" w:cs="Arial"/>
+          <w:sz w:val="22"/>
+          <w:szCs w:val="22"/>
+        </w:rPr>
+        <w:t>Moll told Julie Robertson she had to go through the civil eviction process to regain her own property.</w:t>
+      </w:r>
+    </w:p>
+    <w:p>
+      <w:pPr>
+        <w:pStyle w:val="ListParagraph"/>
+        <w:numPr>
+          <w:ilvl w:val="0"/>
+          <w:numId w:val="5"/>
+        </w:numPr>
+        <w:spacing w:before="0" w:after="200"/>
+        <w:rPr/>
+      </w:pPr>
+      <w:r>
+        <w:rPr>
+          <w:rFonts w:eastAsia="Arial" w:cs="Arial"/>
+          <w:b/>
+          <w:bCs/>
+          <w:sz w:val="22"/>
+          <w:szCs w:val="22"/>
+        </w:rPr>
+        <w:t>Moll effectively trespassed Julie Robertson — a disabled property owner — from her own home.</w:t>
+      </w:r>
+    </w:p>
+    <w:p>
+      <w:pPr>
+        <w:pStyle w:val="Heading2"/>
+        <w:rPr/>
+      </w:pPr>
+      <w:r>
+        <w:rPr>
+          <w:rFonts w:eastAsia="Arial" w:cs="Arial"/>
+        </w:rPr>
+        <w:t>Corporal Blanton — December 9, 2025</w:t>
+      </w:r>
+    </w:p>
+    <w:p>
+      <w:pPr>
+        <w:pStyle w:val="ListParagraph"/>
+        <w:numPr>
+          <w:ilvl w:val="0"/>
+          <w:numId w:val="11"/>
+        </w:numPr>
+        <w:spacing w:before="0" w:after="100"/>
+        <w:rPr/>
+      </w:pPr>
+      <w:r>
+        <w:rPr>
+          <w:rFonts w:eastAsia="Arial" w:cs="Arial"/>
+          <w:sz w:val="22"/>
+          <w:szCs w:val="22"/>
+        </w:rPr>
+        <w:t>Lexi Robertson (Alexis Palmer) arrived at the property to reinstall her wood heater in her mobile home trailer (VIN: GDMASD3977-2446) so she could live in it. Lexi is the titled owner of the trailer.</w:t>
       </w:r>
     </w:p>
     <w:p>
@@ -323,7 +520,7 @@
           <w:sz w:val="22"/>
           <w:szCs w:val="22"/>
         </w:rPr>
-        <w:t>Julie Robertson called the Sheriff’s Department to report unauthorized occupants at 39360 MT HWY 83, Bigfork, MT.</w:t>
+        <w:t>Lexi was locked out of her own trailer by the unauthorized occupants. She and family entered the main house to stay warm and look for her wood heater.</w:t>
       </w:r>
     </w:p>
     <w:p>
@@ -331,7 +528,7 @@
         <w:pStyle w:val="ListParagraph"/>
         <w:numPr>
           <w:ilvl w:val="0"/>
-          <w:numId w:val="1"/>
+          <w:numId w:val="6"/>
         </w:numPr>
         <w:spacing w:before="0" w:after="100"/>
         <w:rPr/>
@@ -342,7 +539,7 @@
           <w:sz w:val="22"/>
           <w:szCs w:val="22"/>
         </w:rPr>
-        <w:t>Moll responded and spoke with occupant Josh Ochoa, who claimed a verbal agreement with Chris Robertson.</w:t>
+        <w:t>Blanton responded to the scene. He determined the situation was a “misunderstanding” regarding tenancy rights.</w:t>
       </w:r>
     </w:p>
     <w:p>
@@ -350,7 +547,7 @@
         <w:pStyle w:val="ListParagraph"/>
         <w:numPr>
           <w:ilvl w:val="0"/>
-          <w:numId w:val="1"/>
+          <w:numId w:val="6"/>
         </w:numPr>
         <w:spacing w:before="0" w:after="100"/>
         <w:rPr/>
@@ -363,15 +560,7 @@
           <w:sz w:val="22"/>
           <w:szCs w:val="22"/>
         </w:rPr>
-        <w:t>Moll did NOT contact Chris Robertson to verify the claimed agreement.</w:t>
-      </w:r>
-      <w:r>
-        <w:rPr>
-          <w:rFonts w:eastAsia="Arial" w:cs="Arial"/>
-          <w:sz w:val="22"/>
-          <w:szCs w:val="22"/>
-        </w:rPr>
-        <w:t xml:space="preserve"> MCA § 70-24-113(3) requires verbal authorization to be verified with the entitled party. This was never done.</w:t>
+        <w:t>Blanton did NOT verify Lexi’s ownership of the trailer.</w:t>
       </w:r>
     </w:p>
     <w:p>
@@ -379,7 +568,7 @@
         <w:pStyle w:val="ListParagraph"/>
         <w:numPr>
           <w:ilvl w:val="0"/>
-          <w:numId w:val="1"/>
+          <w:numId w:val="6"/>
         </w:numPr>
         <w:spacing w:before="0" w:after="100"/>
         <w:rPr/>
@@ -387,10 +576,20 @@
       <w:r>
         <w:rPr>
           <w:rFonts w:eastAsia="Arial" w:cs="Arial"/>
-          <w:sz w:val="22"/>
-          <w:szCs w:val="22"/>
-        </w:rPr>
-        <w:t>Moll accepted the occupant’s unverified claim and concluded there was an oral agreement.</w:t>
+          <w:b/>
+          <w:bCs/>
+          <w:sz w:val="22"/>
+          <w:szCs w:val="22"/>
+        </w:rPr>
+        <w:t>Blanton ordered Lexi and her family to leave the premises immediately.</w:t>
+      </w:r>
+      <w:r>
+        <w:rPr>
+          <w:rFonts w:eastAsia="Arial" w:cs="Arial"/>
+          <w:sz w:val="22"/>
+          <w:szCs w:val="22"/>
+        </w:rPr>
+        <w:t xml:space="preserve"> Lexi was trespassed from her own titled property.</w:t>
       </w:r>
     </w:p>
     <w:p>
@@ -398,7 +597,7 @@
         <w:pStyle w:val="ListParagraph"/>
         <w:numPr>
           <w:ilvl w:val="0"/>
-          <w:numId w:val="1"/>
+          <w:numId w:val="6"/>
         </w:numPr>
         <w:spacing w:before="0" w:after="100"/>
         <w:rPr/>
@@ -409,7 +608,19 @@
           <w:sz w:val="22"/>
           <w:szCs w:val="22"/>
         </w:rPr>
-        <w:t>Moll told Julie Robertson she had to go through the civil eviction process to regain her own property.</w:t>
+        <w:t>Lexi was prevented from installing her heating equipment or occupying her trailer.</w:t>
+      </w:r>
+    </w:p>
+    <w:p>
+      <w:pPr>
+        <w:pStyle w:val="Heading2"/>
+        <w:rPr/>
+      </w:pPr>
+      <w:r>
+        <w:rPr>
+          <w:rFonts w:eastAsia="Arial" w:cs="Arial"/>
+        </w:rPr>
+        <w:t>Corporal Blanton — February 20, 2026 (approx. 4:00 PM)</w:t>
       </w:r>
     </w:p>
     <w:p>
@@ -417,32 +628,18 @@
         <w:pStyle w:val="ListParagraph"/>
         <w:numPr>
           <w:ilvl w:val="0"/>
-          <w:numId w:val="1"/>
+          <w:numId w:val="12"/>
         </w:numPr>
-        <w:spacing w:before="0" w:after="200"/>
-        <w:rPr/>
-      </w:pPr>
-      <w:r>
-        <w:rPr>
-          <w:rFonts w:eastAsia="Arial" w:cs="Arial"/>
-          <w:b/>
-          <w:bCs/>
-          <w:sz w:val="22"/>
-          <w:szCs w:val="22"/>
-        </w:rPr>
-        <w:t>Moll effectively trespassed Julie Robertson — a disabled property owner — from her own home.</w:t>
-      </w:r>
-    </w:p>
-    <w:p>
-      <w:pPr>
-        <w:pStyle w:val="Heading2"/>
-        <w:rPr/>
-      </w:pPr>
-      <w:r>
-        <w:rPr>
-          <w:rFonts w:eastAsia="Arial" w:cs="Arial" w:ascii="Arial" w:hAnsi="Arial"/>
-        </w:rPr>
-        <w:t>Corporal Blanton — December 9, 2025</w:t>
+        <w:spacing w:before="0" w:after="100"/>
+        <w:rPr/>
+      </w:pPr>
+      <w:r>
+        <w:rPr>
+          <w:rFonts w:eastAsia="Arial" w:cs="Arial"/>
+          <w:sz w:val="22"/>
+          <w:szCs w:val="22"/>
+        </w:rPr>
+        <w:t xml:space="preserve">Lexi Robertson’s authorized agent (Karen Runyan) arrived at the property to inspect and secure Lexi’s trailer. </w:t>
       </w:r>
     </w:p>
     <w:p>
@@ -458,10 +655,20 @@
       <w:r>
         <w:rPr>
           <w:rFonts w:eastAsia="Arial" w:cs="Arial"/>
-          <w:sz w:val="22"/>
-          <w:szCs w:val="22"/>
-        </w:rPr>
-        <w:t>Lexi Robertson (Alexis Palmer) arrived at the property to reinstall her wood heater in her mobile home trailer (VIN: GDMASD3977-2446) so she could live in it. Lexi is the titled owner of the trailer.</w:t>
+          <w:b/>
+          <w:bCs/>
+          <w:sz w:val="22"/>
+          <w:szCs w:val="22"/>
+        </w:rPr>
+        <w:t>Blanton told Lexi’s agent they had no right to go and look at her trailer.</w:t>
+      </w:r>
+      <w:r>
+        <w:rPr>
+          <w:rFonts w:eastAsia="Arial" w:cs="Arial"/>
+          <w:sz w:val="22"/>
+          <w:szCs w:val="22"/>
+        </w:rPr>
+        <w:t xml:space="preserve"> This was false. Lexi owns the trailer.</w:t>
       </w:r>
     </w:p>
     <w:p>
@@ -469,7 +676,7 @@
         <w:pStyle w:val="ListParagraph"/>
         <w:numPr>
           <w:ilvl w:val="0"/>
-          <w:numId w:val="2"/>
+          <w:numId w:val="7"/>
         </w:numPr>
         <w:spacing w:before="0" w:after="100"/>
         <w:rPr/>
@@ -477,18 +684,20 @@
       <w:r>
         <w:rPr>
           <w:rFonts w:eastAsia="Arial" w:cs="Arial"/>
-          <w:sz w:val="22"/>
-          <w:szCs w:val="22"/>
-        </w:rPr>
-        <w:t xml:space="preserve">Lexi was locked out of her own trailer by the unauthorized occupants. She and family entered the main house to stay warm </w:t>
-      </w:r>
-      <w:r>
-        <w:rPr>
-          <w:rFonts w:eastAsia="Arial" w:cs="Arial"/>
-          <w:sz w:val="22"/>
-          <w:szCs w:val="22"/>
-        </w:rPr>
-        <w:t>and look for her wood heater.</w:t>
+          <w:b/>
+          <w:bCs/>
+          <w:sz w:val="22"/>
+          <w:szCs w:val="22"/>
+        </w:rPr>
+        <w:t>Blanton told Karen Runyan that she could not secure Lexi’s house/trailer and that he (Blanton) had to do it.</w:t>
+      </w:r>
+      <w:r>
+        <w:rPr>
+          <w:rFonts w:eastAsia="Arial" w:cs="Arial"/>
+          <w:sz w:val="22"/>
+          <w:szCs w:val="22"/>
+        </w:rPr>
+        <w:t xml:space="preserve"> This violated the property owners’ rights and assumed the duty onto himself.</w:t>
       </w:r>
     </w:p>
     <w:p>
@@ -496,7 +705,7 @@
         <w:pStyle w:val="ListParagraph"/>
         <w:numPr>
           <w:ilvl w:val="0"/>
-          <w:numId w:val="2"/>
+          <w:numId w:val="7"/>
         </w:numPr>
         <w:spacing w:before="0" w:after="100"/>
         <w:rPr/>
@@ -504,10 +713,12 @@
       <w:r>
         <w:rPr>
           <w:rFonts w:eastAsia="Arial" w:cs="Arial"/>
-          <w:sz w:val="22"/>
-          <w:szCs w:val="22"/>
-        </w:rPr>
-        <w:t>Blanton responded to the scene. He determined the situation was a “misunderstanding” regarding tenancy rights.</w:t>
+          <w:b/>
+          <w:bCs/>
+          <w:sz w:val="22"/>
+          <w:szCs w:val="22"/>
+        </w:rPr>
+        <w:t>Blanton failed to properly secure the property — left the back door accessible to the occupiers and continued Lexi’s risk.</w:t>
       </w:r>
     </w:p>
     <w:p>
@@ -515,9 +726,9 @@
         <w:pStyle w:val="ListParagraph"/>
         <w:numPr>
           <w:ilvl w:val="0"/>
-          <w:numId w:val="2"/>
+          <w:numId w:val="7"/>
         </w:numPr>
-        <w:spacing w:before="0" w:after="100"/>
+        <w:spacing w:before="0" w:after="200"/>
         <w:rPr/>
       </w:pPr>
       <w:r>
@@ -528,7 +739,7 @@
           <w:sz w:val="22"/>
           <w:szCs w:val="22"/>
         </w:rPr>
-        <w:t>Blanton did NOT verify Lexi’s ownership of the trailer.</w:t>
+        <w:t>Blanton failed to complete the safety walkthrough of Lexi’s trailer, he said he would do.</w:t>
       </w:r>
     </w:p>
     <w:p>
@@ -536,9 +747,64 @@
         <w:pStyle w:val="ListParagraph"/>
         <w:numPr>
           <w:ilvl w:val="0"/>
-          <w:numId w:val="2"/>
+          <w:numId w:val="7"/>
         </w:numPr>
-        <w:spacing w:before="0" w:after="100"/>
+        <w:spacing w:before="0" w:after="200"/>
+        <w:rPr/>
+      </w:pPr>
+      <w:r>
+        <w:rPr/>
+        <w:t>Lexi obtained a motion from a judge to access her own titled property because law enforcement would not verify her ownership. Once granted, Officer Blanton spent an hour verifying these facts.</w:t>
+      </w:r>
+    </w:p>
+    <w:p>
+      <w:pPr>
+        <w:pStyle w:val="Heading1"/>
+        <w:rPr/>
+      </w:pPr>
+      <w:r>
+        <w:rPr>
+          <w:rFonts w:eastAsia="Arial" w:cs="Arial"/>
+        </w:rPr>
+        <w:t>3. THE CORE ARGUMENT</w:t>
+      </w:r>
+    </w:p>
+    <w:p>
+      <w:pPr>
+        <w:pStyle w:val="Normal"/>
+        <w:spacing w:before="0" w:after="160"/>
+        <w:rPr/>
+      </w:pPr>
+      <w:r>
+        <w:rPr>
+          <w:rFonts w:eastAsia="Arial" w:cs="Arial"/>
+          <w:b w:val="false"/>
+          <w:bCs w:val="false"/>
+          <w:sz w:val="22"/>
+          <w:szCs w:val="22"/>
+        </w:rPr>
+        <w:t>If Blanton and Moll cannot even bother to verify something as obvious as who owns a titled piece of property, their judgment on any of the evidence is in question and because of this and their actions, they DIRECTLY harmed Lexi Robertson, Julie Robertson and Bryan Runyan.</w:t>
+      </w:r>
+    </w:p>
+    <w:p>
+      <w:pPr>
+        <w:pStyle w:val="Normal"/>
+        <w:spacing w:before="0" w:after="160"/>
+        <w:rPr/>
+      </w:pPr>
+      <w:r>
+        <w:rPr>
+          <w:rFonts w:eastAsia="Arial" w:cs="Arial"/>
+          <w:sz w:val="22"/>
+          <w:szCs w:val="22"/>
+        </w:rPr>
+        <w:t>Neither officer performed the basic verification required by MCA § 70-24-113 (SB101) on any date at issue. The statute specifically requires that verbal authorization be verified with the property owner. Neither officer contacted Chris Robertson or verified Lexi Robertson’s title. Their unverified determinations decided the rights of multiple property owners.</w:t>
+      </w:r>
+    </w:p>
+    <w:p>
+      <w:pPr>
+        <w:pStyle w:val="Normal"/>
+        <w:spacing w:before="0" w:after="160"/>
         <w:rPr/>
       </w:pPr>
       <w:r>
@@ -549,15 +815,76 @@
           <w:sz w:val="22"/>
           <w:szCs w:val="22"/>
         </w:rPr>
-        <w:t>Blanton ordered Lexi and her family to leave the premises immediately.</w:t>
-      </w:r>
-      <w:r>
-        <w:rPr>
-          <w:rFonts w:eastAsia="Arial" w:cs="Arial"/>
-          <w:sz w:val="22"/>
-          <w:szCs w:val="22"/>
-        </w:rPr>
-        <w:t xml:space="preserve"> Lexi was trespassed from her own titled property.</w:t>
+        <w:t>They forced Julie into a civil lawsuit.</w:t>
+      </w:r>
+      <w:r>
+        <w:rPr>
+          <w:rFonts w:eastAsia="Arial" w:cs="Arial"/>
+          <w:b w:val="false"/>
+          <w:bCs w:val="false"/>
+          <w:sz w:val="22"/>
+          <w:szCs w:val="22"/>
+        </w:rPr>
+        <w:t xml:space="preserve"> The entire purpose of SB101 was to prevent property owners from having to go through months of civil litigation against unauthorized occupants. The officers’ failure to use the tools the legislature gave them is the direct cause of Julie being forced into Justice Court, where she represented herself pro se, could not speak during proceedings, and lost via default judgment.</w:t>
+      </w:r>
+    </w:p>
+    <w:p>
+      <w:pPr>
+        <w:pStyle w:val="Normal"/>
+        <w:spacing w:before="0" w:after="160"/>
+        <w:rPr/>
+      </w:pPr>
+      <w:r>
+        <w:rPr>
+          <w:b/>
+          <w:bCs/>
+        </w:rPr>
+        <w:t>They forced Lexi to get a judge involved for her basic rights.</w:t>
+      </w:r>
+      <w:r>
+        <w:rPr/>
+        <w:t xml:space="preserve"> They actively denied all attempts to prevent her property from being broken in, took on liability themselves when it came to the safety walkthrough and securing, and then never completed those tasks.</w:t>
+      </w:r>
+    </w:p>
+    <w:p>
+      <w:pPr>
+        <w:pStyle w:val="Normal"/>
+        <w:spacing w:before="0" w:after="160"/>
+        <w:rPr/>
+      </w:pPr>
+      <w:r>
+        <w:rPr>
+          <w:b/>
+          <w:bCs/>
+        </w:rPr>
+        <w:t>They forced Bryan Runyan to do their job</w:t>
+      </w:r>
+      <w:r>
+        <w:rPr>
+          <w:b/>
+          <w:bCs/>
+        </w:rPr>
+        <w:t>.</w:t>
+      </w:r>
+      <w:r>
+        <w:rPr/>
+        <w:t xml:space="preserve"> </w:t>
+      </w:r>
+      <w:r>
+        <w:rPr/>
+        <w:t>And take time off work and put up displaced family.</w:t>
+      </w:r>
+    </w:p>
+    <w:p>
+      <w:pPr>
+        <w:pStyle w:val="Heading1"/>
+        <w:rPr/>
+      </w:pPr>
+      <w:r>
+        <w:rPr>
+          <w:rFonts w:eastAsia="Arial" w:cs="Arial"/>
+        </w:rPr>
+        <w:t>4. HARM CAUSED BY OFFICER FAILURES</w:t>
       </w:r>
     </w:p>
     <w:p>
@@ -565,7 +892,7 @@
         <w:pStyle w:val="ListParagraph"/>
         <w:numPr>
           <w:ilvl w:val="0"/>
-          <w:numId w:val="2"/>
+          <w:numId w:val="13"/>
         </w:numPr>
         <w:spacing w:before="0" w:after="100"/>
         <w:rPr/>
@@ -576,19 +903,7 @@
           <w:sz w:val="22"/>
           <w:szCs w:val="22"/>
         </w:rPr>
-        <w:t>Lexi was prevented from installing her heating equipment or occupying her trailer.</w:t>
-      </w:r>
-    </w:p>
-    <w:p>
-      <w:pPr>
-        <w:pStyle w:val="Heading2"/>
-        <w:rPr/>
-      </w:pPr>
-      <w:r>
-        <w:rPr>
-          <w:rFonts w:eastAsia="Arial" w:cs="Arial" w:ascii="Arial" w:hAnsi="Arial"/>
-        </w:rPr>
-        <w:t>Corporal Blanton — February 20, 2026 (approx. 4:00 PM)</w:t>
+        <w:t>Julie Robertson (disabled) trespassed from her own home by Moll’s failure to verify and Trespass of Julie Robertson on Dec 2.</w:t>
       </w:r>
     </w:p>
     <w:p>
@@ -607,23 +922,7 @@
           <w:sz w:val="22"/>
           <w:szCs w:val="22"/>
         </w:rPr>
-        <w:t xml:space="preserve">Lexi Robertson’s authorized agent </w:t>
-      </w:r>
-      <w:r>
-        <w:rPr>
-          <w:rFonts w:eastAsia="Arial" w:cs="Arial"/>
-          <w:sz w:val="22"/>
-          <w:szCs w:val="22"/>
-        </w:rPr>
-        <w:t>(Karen Runyan)</w:t>
-      </w:r>
-      <w:r>
-        <w:rPr>
-          <w:rFonts w:eastAsia="Arial" w:cs="Arial"/>
-          <w:sz w:val="22"/>
-          <w:szCs w:val="22"/>
-        </w:rPr>
-        <w:t xml:space="preserve"> arrived at the property to inspect and secure Lexi’s trailer. </w:t>
+        <w:t>Julie forced into civil lawsuit (Robertson v. Ochoa, CV-495-2025-0000590-LT) she was not equipped to handle.</w:t>
       </w:r>
     </w:p>
     <w:p>
@@ -631,7 +930,7 @@
         <w:pStyle w:val="ListParagraph"/>
         <w:numPr>
           <w:ilvl w:val="0"/>
-          <w:numId w:val="3"/>
+          <w:numId w:val="8"/>
         </w:numPr>
         <w:spacing w:before="0" w:after="100"/>
         <w:rPr/>
@@ -639,20 +938,10 @@
       <w:r>
         <w:rPr>
           <w:rFonts w:eastAsia="Arial" w:cs="Arial"/>
-          <w:b/>
-          <w:bCs/>
-          <w:sz w:val="22"/>
-          <w:szCs w:val="22"/>
-        </w:rPr>
-        <w:t>Blanton told Lexi’s agent they had no right to go and look at her trailer.</w:t>
-      </w:r>
-      <w:r>
-        <w:rPr>
-          <w:rFonts w:eastAsia="Arial" w:cs="Arial"/>
-          <w:sz w:val="22"/>
-          <w:szCs w:val="22"/>
-        </w:rPr>
-        <w:t xml:space="preserve"> This was false. Lexi owns the trailer.</w:t>
+          <w:sz w:val="22"/>
+          <w:szCs w:val="22"/>
+        </w:rPr>
+        <w:t>Default judgment  in her favor entered January 27, 2026 —  but occupants allowed to stay until September 2026.</w:t>
       </w:r>
     </w:p>
     <w:p>
@@ -660,7 +949,7 @@
         <w:pStyle w:val="ListParagraph"/>
         <w:numPr>
           <w:ilvl w:val="0"/>
-          <w:numId w:val="3"/>
+          <w:numId w:val="8"/>
         </w:numPr>
         <w:spacing w:before="0" w:after="100"/>
         <w:rPr/>
@@ -668,20 +957,10 @@
       <w:r>
         <w:rPr>
           <w:rFonts w:eastAsia="Arial" w:cs="Arial"/>
-          <w:b/>
-          <w:bCs/>
-          <w:sz w:val="22"/>
-          <w:szCs w:val="22"/>
-        </w:rPr>
-        <w:t>Blanton told Karen Runyan that she could not secure Lexi’s house/trailer and that he (Blanton) had to do it.</w:t>
-      </w:r>
-      <w:r>
-        <w:rPr>
-          <w:rFonts w:eastAsia="Arial" w:cs="Arial"/>
-          <w:sz w:val="22"/>
-          <w:szCs w:val="22"/>
-        </w:rPr>
-        <w:t xml:space="preserve"> This violated the property owners’ rights and assumed the duty onto himself.</w:t>
+          <w:sz w:val="22"/>
+          <w:szCs w:val="22"/>
+        </w:rPr>
+        <w:t>Julie denied access to disability equipment, vehicles, and personal property.</w:t>
       </w:r>
     </w:p>
     <w:p>
@@ -689,7 +968,7 @@
         <w:pStyle w:val="ListParagraph"/>
         <w:numPr>
           <w:ilvl w:val="0"/>
-          <w:numId w:val="3"/>
+          <w:numId w:val="8"/>
         </w:numPr>
         <w:spacing w:before="0" w:after="100"/>
         <w:rPr/>
@@ -697,32 +976,10 @@
       <w:r>
         <w:rPr>
           <w:rFonts w:eastAsia="Arial" w:cs="Arial"/>
-          <w:b/>
-          <w:bCs/>
-          <w:sz w:val="22"/>
-          <w:szCs w:val="22"/>
-        </w:rPr>
-        <w:t xml:space="preserve">Blanton failed to properly secure the property — left the back door accessible to the occupiers </w:t>
-      </w:r>
-      <w:r>
-        <w:rPr>
-          <w:rFonts w:eastAsia="Arial" w:cs="Arial"/>
-          <w:b/>
-          <w:bCs/>
-          <w:sz w:val="22"/>
-          <w:szCs w:val="22"/>
-        </w:rPr>
-        <w:t>and continued Lexi’s risk</w:t>
-      </w:r>
-      <w:r>
-        <w:rPr>
-          <w:rFonts w:eastAsia="Arial" w:cs="Arial"/>
-          <w:b/>
-          <w:bCs/>
-          <w:sz w:val="22"/>
-          <w:szCs w:val="22"/>
-        </w:rPr>
-        <w:t>.</w:t>
+          <w:sz w:val="22"/>
+          <w:szCs w:val="22"/>
+        </w:rPr>
+        <w:t>Julie forced to flee to Tennessee in winter to find housing.</w:t>
       </w:r>
     </w:p>
     <w:p>
@@ -730,60 +987,18 @@
         <w:pStyle w:val="ListParagraph"/>
         <w:numPr>
           <w:ilvl w:val="0"/>
-          <w:numId w:val="3"/>
+          <w:numId w:val="8"/>
         </w:numPr>
-        <w:spacing w:before="0" w:after="200"/>
-        <w:rPr/>
-      </w:pPr>
-      <w:r>
-        <w:rPr>
-          <w:rFonts w:eastAsia="Arial" w:cs="Arial"/>
-          <w:b/>
-          <w:bCs/>
-          <w:sz w:val="22"/>
-          <w:szCs w:val="22"/>
-        </w:rPr>
-        <w:t xml:space="preserve">Blanton failed to complete the safety walkthrough of Lexi’s trailer, </w:t>
-      </w:r>
-      <w:r>
-        <w:rPr>
-          <w:rFonts w:eastAsia="Arial" w:cs="Arial"/>
-          <w:b/>
-          <w:bCs/>
-          <w:sz w:val="22"/>
-          <w:szCs w:val="22"/>
-        </w:rPr>
-        <w:t xml:space="preserve">he said </w:t>
-      </w:r>
-      <w:r>
-        <w:rPr>
-          <w:rFonts w:eastAsia="Arial" w:cs="Arial"/>
-          <w:b/>
-          <w:bCs/>
-          <w:sz w:val="22"/>
-          <w:szCs w:val="22"/>
-        </w:rPr>
-        <w:t>h</w:t>
-      </w:r>
-      <w:r>
-        <w:rPr>
-          <w:rFonts w:eastAsia="Arial" w:cs="Arial"/>
-          <w:b/>
-          <w:bCs/>
-          <w:sz w:val="22"/>
-          <w:szCs w:val="22"/>
-        </w:rPr>
-        <w:t>e would do</w:t>
-      </w:r>
-      <w:r>
-        <w:rPr>
-          <w:rFonts w:eastAsia="Arial" w:cs="Arial"/>
-          <w:b/>
-          <w:bCs/>
-          <w:sz w:val="22"/>
-          <w:szCs w:val="22"/>
-        </w:rPr>
-        <w:t>.</w:t>
+        <w:spacing w:before="0" w:after="100"/>
+        <w:rPr/>
+      </w:pPr>
+      <w:r>
+        <w:rPr>
+          <w:rFonts w:eastAsia="Arial" w:cs="Arial"/>
+          <w:sz w:val="22"/>
+          <w:szCs w:val="22"/>
+        </w:rPr>
+        <w:t>Lexi Robertson trespassed from her own titled trailer by Blanton on Dec 9.</w:t>
       </w:r>
     </w:p>
     <w:p>
@@ -791,169 +1006,22 @@
         <w:pStyle w:val="ListParagraph"/>
         <w:numPr>
           <w:ilvl w:val="0"/>
-          <w:numId w:val="3"/>
+          <w:numId w:val="8"/>
         </w:numPr>
-        <w:spacing w:before="0" w:after="200"/>
-        <w:rPr/>
-      </w:pPr>
-      <w:r>
-        <w:rPr/>
-        <w:t>Lexi obtain</w:t>
-      </w:r>
-      <w:r>
-        <w:rPr/>
-        <w:t>ed</w:t>
-      </w:r>
-      <w:r>
-        <w:rPr/>
-        <w:t xml:space="preserve"> a motion from a judge to access her own titled property because law enforcement would not verify her ownership. </w:t>
-      </w:r>
-      <w:r>
-        <w:rPr/>
-        <w:t>Once granted, Officer Blanton spent an hour verifying these facts.</w:t>
-      </w:r>
-    </w:p>
-    <w:p>
-      <w:pPr>
-        <w:pStyle w:val="Heading1"/>
-        <w:rPr/>
-      </w:pPr>
-      <w:r>
-        <w:rPr>
-          <w:rFonts w:eastAsia="Arial" w:cs="Arial" w:ascii="Arial" w:hAnsi="Arial"/>
-        </w:rPr>
-        <w:t>3. THE CORE ARGUMENT</w:t>
-      </w:r>
-    </w:p>
-    <w:p>
-      <w:pPr>
-        <w:pStyle w:val="Normal"/>
-        <w:spacing w:before="0" w:after="160"/>
-        <w:rPr/>
-      </w:pPr>
-      <w:r>
-        <w:rPr>
-          <w:rFonts w:eastAsia="Arial" w:cs="Arial"/>
-          <w:b w:val="false"/>
-          <w:bCs w:val="false"/>
-          <w:sz w:val="22"/>
-          <w:szCs w:val="22"/>
-        </w:rPr>
-        <w:t xml:space="preserve">If Blanton and Moll cannot even bother to verify something as obvious as who owns a titled piece of property, </w:t>
-      </w:r>
-      <w:r>
-        <w:rPr>
-          <w:rFonts w:eastAsia="Arial" w:cs="Arial"/>
-          <w:b w:val="false"/>
-          <w:bCs w:val="false"/>
-          <w:sz w:val="22"/>
-          <w:szCs w:val="22"/>
-        </w:rPr>
-        <w:t xml:space="preserve">their judgment on any of the evidence is in question </w:t>
-      </w:r>
-      <w:r>
-        <w:rPr>
-          <w:rFonts w:eastAsia="Arial" w:cs="Arial"/>
-          <w:b w:val="false"/>
-          <w:bCs w:val="false"/>
-          <w:sz w:val="22"/>
-          <w:szCs w:val="22"/>
-        </w:rPr>
-        <w:t>and because of this and their actions, they DIRECTLY harmed Lexi Robertson, Julie Robertson and Bryan Runyan.</w:t>
-      </w:r>
-    </w:p>
-    <w:p>
-      <w:pPr>
-        <w:pStyle w:val="Normal"/>
-        <w:spacing w:before="0" w:after="160"/>
-        <w:rPr/>
-      </w:pPr>
-      <w:r>
-        <w:rPr>
-          <w:rFonts w:eastAsia="Arial" w:cs="Arial"/>
-          <w:sz w:val="22"/>
-          <w:szCs w:val="22"/>
-        </w:rPr>
-        <w:t>Neither officer performed the basic verification required by MCA § 70-24-113 (SB101) on any date at issue. The statute specifically requires that verbal authorization be verified with the property owner. Neither officer contacted Chris Robertson or verified Lexi Robertson’s title. Their unverified determinations decided the rights of multiple property owners.</w:t>
-      </w:r>
-    </w:p>
-    <w:p>
-      <w:pPr>
-        <w:pStyle w:val="Normal"/>
-        <w:spacing w:before="0" w:after="160"/>
-        <w:rPr/>
-      </w:pPr>
-      <w:r>
-        <w:rPr>
-          <w:rFonts w:eastAsia="Arial" w:cs="Arial"/>
-          <w:b/>
-          <w:bCs/>
-          <w:sz w:val="22"/>
-          <w:szCs w:val="22"/>
-        </w:rPr>
-        <w:t>They forced Julie into a civil lawsuit.</w:t>
-      </w:r>
-      <w:r>
-        <w:rPr>
-          <w:rFonts w:eastAsia="Arial" w:cs="Arial"/>
-          <w:b w:val="false"/>
-          <w:bCs w:val="false"/>
-          <w:sz w:val="22"/>
-          <w:szCs w:val="22"/>
-        </w:rPr>
-        <w:t xml:space="preserve"> The entire purpose of SB101 was to prevent property owners from having to go through months of civil litigation against unauthorized occupants. The officers’ failure to use the tools the legislature gave them is the direct cause of Julie being forced into Justice Court, where she represented herself pro se, could not speak during proceedings, and lost via default judgment.</w:t>
-      </w:r>
-    </w:p>
-    <w:p>
-      <w:pPr>
-        <w:pStyle w:val="Normal"/>
-        <w:spacing w:before="0" w:after="160"/>
-        <w:rPr/>
-      </w:pPr>
-      <w:r>
-        <w:rPr>
-          <w:b/>
-          <w:bCs/>
-        </w:rPr>
-        <w:t>The</w:t>
-      </w:r>
-      <w:r>
-        <w:rPr>
-          <w:b/>
-          <w:bCs/>
-        </w:rPr>
-        <w:t>y forced Lexi to get a judge involved for her basic rights</w:t>
-      </w:r>
-      <w:r>
-        <w:rPr>
-          <w:b/>
-          <w:bCs/>
-        </w:rPr>
-        <w:t>.</w:t>
-      </w:r>
-      <w:r>
-        <w:rPr/>
-        <w:t xml:space="preserve"> T</w:t>
-      </w:r>
-      <w:r>
-        <w:rPr/>
-        <w:t xml:space="preserve">hey actively denied all attempts to prevent her property from being broken in, took on liability themselves when </w:t>
-      </w:r>
-      <w:r>
-        <w:rPr/>
-        <w:t>it came to the safety walkthrough and securing, and then never completed those tasks.</w:t>
-      </w:r>
-    </w:p>
-    <w:p>
-      <w:pPr>
-        <w:pStyle w:val="Heading1"/>
-        <w:rPr/>
-      </w:pPr>
-      <w:r>
-        <w:rPr>
-          <w:rFonts w:eastAsia="Arial" w:cs="Arial" w:ascii="Arial" w:hAnsi="Arial"/>
-        </w:rPr>
-        <w:t>4. HARM CAUSED BY OFFICER FAILURES</w:t>
+        <w:spacing w:before="0" w:after="100"/>
+        <w:rPr>
+          <w:rFonts w:ascii="Arial" w:hAnsi="Arial" w:eastAsia="Arial" w:cs="Arial"/>
+          <w:sz w:val="22"/>
+          <w:szCs w:val="22"/>
+        </w:rPr>
+      </w:pPr>
+      <w:r>
+        <w:rPr>
+          <w:rFonts w:eastAsia="Arial" w:cs="Arial"/>
+          <w:sz w:val="22"/>
+          <w:szCs w:val="22"/>
+        </w:rPr>
+        <w:t>Lexi required a court motion just to access her own property.</w:t>
       </w:r>
     </w:p>
     <w:p>
@@ -961,34 +1029,22 @@
         <w:pStyle w:val="ListParagraph"/>
         <w:numPr>
           <w:ilvl w:val="0"/>
-          <w:numId w:val="9"/>
+          <w:numId w:val="8"/>
         </w:numPr>
         <w:spacing w:before="0" w:after="100"/>
-        <w:rPr/>
-      </w:pPr>
-      <w:r>
-        <w:rPr>
-          <w:rFonts w:eastAsia="Arial" w:cs="Arial"/>
-          <w:sz w:val="22"/>
-          <w:szCs w:val="22"/>
-        </w:rPr>
-        <w:t xml:space="preserve">Julie Robertson (disabled) trespassed from her own home by Moll’s failure to verify </w:t>
-      </w:r>
-      <w:r>
-        <w:rPr>
-          <w:rFonts w:eastAsia="Arial" w:cs="Arial"/>
-          <w:sz w:val="22"/>
-          <w:szCs w:val="22"/>
-        </w:rPr>
-        <w:t xml:space="preserve">and Trespass of Julie Robertson </w:t>
-      </w:r>
-      <w:r>
-        <w:rPr>
-          <w:rFonts w:eastAsia="Arial" w:cs="Arial"/>
-          <w:sz w:val="22"/>
-          <w:szCs w:val="22"/>
-        </w:rPr>
-        <w:t>on Dec 2.</w:t>
+        <w:rPr>
+          <w:rFonts w:ascii="Arial" w:hAnsi="Arial" w:eastAsia="Arial" w:cs="Arial"/>
+          <w:sz w:val="22"/>
+          <w:szCs w:val="22"/>
+        </w:rPr>
+      </w:pPr>
+      <w:r>
+        <w:rPr>
+          <w:rFonts w:eastAsia="Arial" w:cs="Arial"/>
+          <w:sz w:val="22"/>
+          <w:szCs w:val="22"/>
+        </w:rPr>
+        <w:t>Lexi forced to flee her property.</w:t>
       </w:r>
     </w:p>
     <w:p>
@@ -996,7 +1052,7 @@
         <w:pStyle w:val="ListParagraph"/>
         <w:numPr>
           <w:ilvl w:val="0"/>
-          <w:numId w:val="4"/>
+          <w:numId w:val="8"/>
         </w:numPr>
         <w:spacing w:before="0" w:after="100"/>
         <w:rPr/>
@@ -1007,7 +1063,7 @@
           <w:sz w:val="22"/>
           <w:szCs w:val="22"/>
         </w:rPr>
-        <w:t>Julie forced into civil lawsuit (Robertson v. Ochoa, CV-495-2025-0000590-LT) she was not equipped to handle.</w:t>
+        <w:t>Blanton’s failure to secure the back door on Feb 20 gave occupiers continued access.</w:t>
       </w:r>
     </w:p>
     <w:p>
@@ -1015,7 +1071,7 @@
         <w:pStyle w:val="ListParagraph"/>
         <w:numPr>
           <w:ilvl w:val="0"/>
-          <w:numId w:val="4"/>
+          <w:numId w:val="8"/>
         </w:numPr>
         <w:spacing w:before="0" w:after="100"/>
         <w:rPr/>
@@ -1026,39 +1082,7 @@
           <w:sz w:val="22"/>
           <w:szCs w:val="22"/>
         </w:rPr>
-        <w:t xml:space="preserve">Default judgment  </w:t>
-      </w:r>
-      <w:r>
-        <w:rPr>
-          <w:rFonts w:eastAsia="Arial" w:cs="Arial"/>
-          <w:sz w:val="22"/>
-          <w:szCs w:val="22"/>
-        </w:rPr>
-        <w:t xml:space="preserve">in her favor </w:t>
-      </w:r>
-      <w:r>
-        <w:rPr>
-          <w:rFonts w:eastAsia="Arial" w:cs="Arial"/>
-          <w:sz w:val="22"/>
-          <w:szCs w:val="22"/>
-        </w:rPr>
-        <w:t xml:space="preserve">entered January 27, 2026 —  </w:t>
-      </w:r>
-      <w:r>
-        <w:rPr>
-          <w:rFonts w:eastAsia="Arial" w:cs="Arial"/>
-          <w:sz w:val="22"/>
-          <w:szCs w:val="22"/>
-        </w:rPr>
-        <w:t xml:space="preserve">but </w:t>
-      </w:r>
-      <w:r>
-        <w:rPr>
-          <w:rFonts w:eastAsia="Arial" w:cs="Arial"/>
-          <w:sz w:val="22"/>
-          <w:szCs w:val="22"/>
-        </w:rPr>
-        <w:t>occupants allowed to stay until September 2026.</w:t>
+        <w:t>Multiple family members denied access to titled vehicles and personal property.</w:t>
       </w:r>
     </w:p>
     <w:p>
@@ -1066,7 +1090,7 @@
         <w:pStyle w:val="ListParagraph"/>
         <w:numPr>
           <w:ilvl w:val="0"/>
-          <w:numId w:val="4"/>
+          <w:numId w:val="8"/>
         </w:numPr>
         <w:spacing w:before="0" w:after="100"/>
         <w:rPr/>
@@ -1077,7 +1101,7 @@
           <w:sz w:val="22"/>
           <w:szCs w:val="22"/>
         </w:rPr>
-        <w:t>Julie denied access to disability equipment, vehicles, and personal property.</w:t>
+        <w:t>Documented property damage exceeding $250,000 accumulated during ongoing unauthorized occupation.</w:t>
       </w:r>
     </w:p>
     <w:p>
@@ -1085,7 +1109,7 @@
         <w:pStyle w:val="ListParagraph"/>
         <w:numPr>
           <w:ilvl w:val="0"/>
-          <w:numId w:val="4"/>
+          <w:numId w:val="8"/>
         </w:numPr>
         <w:spacing w:before="0" w:after="100"/>
         <w:rPr/>
@@ -1096,156 +1120,7 @@
           <w:sz w:val="22"/>
           <w:szCs w:val="22"/>
         </w:rPr>
-        <w:t>Julie forced to flee to Tennessee in winter to find housing.</w:t>
-      </w:r>
-    </w:p>
-    <w:p>
-      <w:pPr>
-        <w:pStyle w:val="ListParagraph"/>
-        <w:numPr>
-          <w:ilvl w:val="0"/>
-          <w:numId w:val="4"/>
-        </w:numPr>
-        <w:spacing w:before="0" w:after="100"/>
-        <w:rPr/>
-      </w:pPr>
-      <w:r>
-        <w:rPr>
-          <w:rFonts w:eastAsia="Arial" w:cs="Arial"/>
-          <w:sz w:val="22"/>
-          <w:szCs w:val="22"/>
-        </w:rPr>
-        <w:t>Lexi Robertson trespassed from her own titled trailer by Blanton on Dec 9.</w:t>
-      </w:r>
-    </w:p>
-    <w:p>
-      <w:pPr>
-        <w:pStyle w:val="ListParagraph"/>
-        <w:numPr>
-          <w:ilvl w:val="0"/>
-          <w:numId w:val="4"/>
-        </w:numPr>
-        <w:spacing w:before="0" w:after="100"/>
-        <w:rPr>
-          <w:rFonts w:ascii="Arial" w:hAnsi="Arial" w:eastAsia="Arial" w:cs="Arial"/>
-          <w:sz w:val="22"/>
-          <w:szCs w:val="22"/>
-        </w:rPr>
-      </w:pPr>
-      <w:r>
-        <w:rPr>
-          <w:rFonts w:eastAsia="Arial" w:cs="Arial"/>
-          <w:sz w:val="22"/>
-          <w:szCs w:val="22"/>
-        </w:rPr>
-        <w:t>Lexi required a court motion just to access her own property.</w:t>
-      </w:r>
-    </w:p>
-    <w:p>
-      <w:pPr>
-        <w:pStyle w:val="ListParagraph"/>
-        <w:numPr>
-          <w:ilvl w:val="0"/>
-          <w:numId w:val="4"/>
-        </w:numPr>
-        <w:spacing w:before="0" w:after="100"/>
-        <w:rPr>
-          <w:rFonts w:ascii="Arial" w:hAnsi="Arial" w:eastAsia="Arial" w:cs="Arial"/>
-          <w:sz w:val="22"/>
-          <w:szCs w:val="22"/>
-        </w:rPr>
-      </w:pPr>
-      <w:r>
-        <w:rPr>
-          <w:rFonts w:eastAsia="Arial" w:cs="Arial"/>
-          <w:sz w:val="22"/>
-          <w:szCs w:val="22"/>
-        </w:rPr>
-        <w:t>Lexi forced to flee her property.</w:t>
-      </w:r>
-    </w:p>
-    <w:p>
-      <w:pPr>
-        <w:pStyle w:val="ListParagraph"/>
-        <w:numPr>
-          <w:ilvl w:val="0"/>
-          <w:numId w:val="4"/>
-        </w:numPr>
-        <w:spacing w:before="0" w:after="100"/>
-        <w:rPr/>
-      </w:pPr>
-      <w:r>
-        <w:rPr>
-          <w:rFonts w:eastAsia="Arial" w:cs="Arial"/>
-          <w:sz w:val="22"/>
-          <w:szCs w:val="22"/>
-        </w:rPr>
-        <w:t>Blanton’s failure to secure the back door on Feb 20 gave occupiers continued access.</w:t>
-      </w:r>
-    </w:p>
-    <w:p>
-      <w:pPr>
-        <w:pStyle w:val="ListParagraph"/>
-        <w:numPr>
-          <w:ilvl w:val="0"/>
-          <w:numId w:val="4"/>
-        </w:numPr>
-        <w:spacing w:before="0" w:after="100"/>
-        <w:rPr/>
-      </w:pPr>
-      <w:r>
-        <w:rPr>
-          <w:rFonts w:eastAsia="Arial" w:cs="Arial"/>
-          <w:sz w:val="22"/>
-          <w:szCs w:val="22"/>
-        </w:rPr>
-        <w:t>Multiple family members denied access to titled vehicles and personal property.</w:t>
-      </w:r>
-    </w:p>
-    <w:p>
-      <w:pPr>
-        <w:pStyle w:val="ListParagraph"/>
-        <w:numPr>
-          <w:ilvl w:val="0"/>
-          <w:numId w:val="4"/>
-        </w:numPr>
-        <w:spacing w:before="0" w:after="100"/>
-        <w:rPr/>
-      </w:pPr>
-      <w:r>
-        <w:rPr>
-          <w:rFonts w:eastAsia="Arial" w:cs="Arial"/>
-          <w:sz w:val="22"/>
-          <w:szCs w:val="22"/>
-        </w:rPr>
-        <w:t>Documented property damage exceeding $250,000 accumulated during ongoing unauthorized occupation.</w:t>
-      </w:r>
-    </w:p>
-    <w:p>
-      <w:pPr>
-        <w:pStyle w:val="ListParagraph"/>
-        <w:numPr>
-          <w:ilvl w:val="0"/>
-          <w:numId w:val="4"/>
-        </w:numPr>
-        <w:spacing w:before="0" w:after="100"/>
-        <w:rPr/>
-      </w:pPr>
-      <w:r>
-        <w:rPr>
-          <w:rFonts w:eastAsia="Arial" w:cs="Arial"/>
-          <w:sz w:val="22"/>
-          <w:szCs w:val="22"/>
-        </w:rPr>
-        <w:t xml:space="preserve">Bryan and Karen Runyan lost $2,000 in personal property (tools, wedding dress, stained glass). </w:t>
-      </w:r>
-      <w:r>
-        <w:rPr>
-          <w:rFonts w:eastAsia="Arial" w:cs="Arial"/>
-          <w:sz w:val="22"/>
-          <w:szCs w:val="22"/>
-        </w:rPr>
-        <w:t>And $3000 in hotels, food, time off work, to support displaced family.</w:t>
+        <w:t>Bryan and Karen Runyan lost $2,000 in personal property (tools, wedding dress, stained glass). And $3000 in hotels, food, time off work, to support displaced family.</w:t>
       </w:r>
     </w:p>
     <w:p>
@@ -1255,7 +1130,7 @@
       </w:pPr>
       <w:r>
         <w:rPr>
-          <w:rFonts w:eastAsia="Arial" w:cs="Arial" w:ascii="Arial" w:hAnsi="Arial"/>
+          <w:rFonts w:eastAsia="Arial" w:cs="Arial"/>
         </w:rPr>
         <w:t>5. KEY STATUTE: MCA § 70-24-113 (SB101)</w:t>
       </w:r>
@@ -1336,15 +1211,9 @@
       </w:pPr>
       <w:r>
         <w:rPr>
-          <w:rFonts w:eastAsia="Arial" w:cs="Arial" w:ascii="Arial" w:hAnsi="Arial"/>
-        </w:rPr>
-        <w:t xml:space="preserve">6. KEY DATES TIMELINE </w:t>
-      </w:r>
-      <w:r>
-        <w:rPr>
-          <w:rFonts w:eastAsia="Arial" w:cs="Arial" w:ascii="Arial" w:hAnsi="Arial"/>
-        </w:rPr>
-        <w:t>and CONTEXT</w:t>
+          <w:rFonts w:eastAsia="Arial" w:cs="Arial"/>
+        </w:rPr>
+        <w:t>6. KEY DATES TIMELINE and CONTEXT</w:t>
       </w:r>
     </w:p>
     <w:tbl>
@@ -1361,15 +1230,15 @@
         </w:tblCellMar>
       </w:tblPr>
       <w:tblGrid>
-        <w:gridCol w:w="2199"/>
-        <w:gridCol w:w="2201"/>
+        <w:gridCol w:w="2198"/>
+        <w:gridCol w:w="2202"/>
         <w:gridCol w:w="4984"/>
       </w:tblGrid>
       <w:tr>
         <w:trPr/>
         <w:tc>
           <w:tcPr>
-            <w:tcW w:w="2199" w:type="dxa"/>
+            <w:tcW w:w="2198" w:type="dxa"/>
             <w:tcBorders>
               <w:top w:val="single" w:sz="2" w:space="0" w:color="CCCCCC"/>
               <w:start w:val="single" w:sz="2" w:space="0" w:color="CCCCCC"/>
@@ -1398,7 +1267,7 @@
         </w:tc>
         <w:tc>
           <w:tcPr>
-            <w:tcW w:w="2201" w:type="dxa"/>
+            <w:tcW w:w="2202" w:type="dxa"/>
             <w:tcBorders>
               <w:top w:val="single" w:sz="2" w:space="0" w:color="CCCCCC"/>
               <w:start w:val="single" w:sz="2" w:space="0" w:color="CCCCCC"/>
@@ -1459,7 +1328,7 @@
         <w:trPr/>
         <w:tc>
           <w:tcPr>
-            <w:tcW w:w="2199" w:type="dxa"/>
+            <w:tcW w:w="2198" w:type="dxa"/>
             <w:tcBorders>
               <w:top w:val="single" w:sz="2" w:space="0" w:color="CCCCCC"/>
               <w:start w:val="single" w:sz="2" w:space="0" w:color="CCCCCC"/>
@@ -1484,7 +1353,7 @@
         </w:tc>
         <w:tc>
           <w:tcPr>
-            <w:tcW w:w="2201" w:type="dxa"/>
+            <w:tcW w:w="2202" w:type="dxa"/>
             <w:tcBorders>
               <w:top w:val="single" w:sz="2" w:space="0" w:color="CCCCCC"/>
               <w:start w:val="single" w:sz="2" w:space="0" w:color="CCCCCC"/>
@@ -1537,7 +1406,7 @@
         <w:trPr/>
         <w:tc>
           <w:tcPr>
-            <w:tcW w:w="2199" w:type="dxa"/>
+            <w:tcW w:w="2198" w:type="dxa"/>
             <w:tcBorders>
               <w:top w:val="single" w:sz="2" w:space="0" w:color="CCCCCC"/>
               <w:start w:val="single" w:sz="2" w:space="0" w:color="CCCCCC"/>
@@ -1573,21 +1442,13 @@
                 <w:sz w:val="20"/>
                 <w:szCs w:val="20"/>
               </w:rPr>
-              <w:t xml:space="preserve"> -</w:t>
-            </w:r>
-            <w:r>
-              <w:rPr>
-                <w:rFonts w:eastAsia="Arial" w:cs="Arial"/>
-                <w:sz w:val="20"/>
-                <w:szCs w:val="20"/>
-              </w:rPr>
-              <w:t>Oct 10, 2025</w:t>
+              <w:t xml:space="preserve"> -Oct 10, 2025</w:t>
             </w:r>
           </w:p>
         </w:tc>
         <w:tc>
           <w:tcPr>
-            <w:tcW w:w="2201" w:type="dxa"/>
+            <w:tcW w:w="2202" w:type="dxa"/>
             <w:tcBorders>
               <w:top w:val="single" w:sz="2" w:space="0" w:color="CCCCCC"/>
               <w:start w:val="single" w:sz="2" w:space="0" w:color="CCCCCC"/>
@@ -1631,15 +1492,7 @@
                 <w:sz w:val="20"/>
                 <w:szCs w:val="20"/>
               </w:rPr>
-              <w:t xml:space="preserve">Josh tried to create legitimacy post hoc by starting rent negotitions. </w:t>
-            </w:r>
-            <w:r>
-              <w:rPr>
-                <w:rFonts w:eastAsia="Arial" w:cs="Arial"/>
-                <w:sz w:val="20"/>
-                <w:szCs w:val="20"/>
-              </w:rPr>
-              <w:t>Julie and Chris decided not to rent. Permission formally revoked.</w:t>
+              <w:t>Josh tried to create legitimacy post hoc by starting rent negotitions. Julie and Chris decided not to rent. Permission formally revoked.</w:t>
             </w:r>
           </w:p>
         </w:tc>
@@ -1648,7 +1501,7 @@
         <w:trPr/>
         <w:tc>
           <w:tcPr>
-            <w:tcW w:w="2199" w:type="dxa"/>
+            <w:tcW w:w="2198" w:type="dxa"/>
             <w:tcBorders>
               <w:top w:val="single" w:sz="2" w:space="0" w:color="CCCCCC"/>
               <w:start w:val="single" w:sz="2" w:space="0" w:color="CCCCCC"/>
@@ -1673,7 +1526,7 @@
         </w:tc>
         <w:tc>
           <w:tcPr>
-            <w:tcW w:w="2201" w:type="dxa"/>
+            <w:tcW w:w="2202" w:type="dxa"/>
             <w:tcBorders>
               <w:top w:val="single" w:sz="2" w:space="0" w:color="CCCCCC"/>
               <w:start w:val="single" w:sz="2" w:space="0" w:color="CCCCCC"/>
@@ -1717,15 +1570,7 @@
                 <w:sz w:val="20"/>
                 <w:szCs w:val="20"/>
               </w:rPr>
-              <w:t xml:space="preserve">Squatting Discovered. </w:t>
-            </w:r>
-            <w:r>
-              <w:rPr>
-                <w:rFonts w:eastAsia="Arial" w:cs="Arial"/>
-                <w:sz w:val="20"/>
-                <w:szCs w:val="20"/>
-              </w:rPr>
-              <w:t>Chris told Josh to vacate by text message.</w:t>
+              <w:t>Squatting Discovered. Chris told Josh to vacate by text message.</w:t>
             </w:r>
           </w:p>
         </w:tc>
@@ -1734,7 +1579,7 @@
         <w:trPr/>
         <w:tc>
           <w:tcPr>
-            <w:tcW w:w="2199" w:type="dxa"/>
+            <w:tcW w:w="2198" w:type="dxa"/>
             <w:tcBorders>
               <w:top w:val="single" w:sz="2" w:space="0" w:color="CCCCCC"/>
               <w:start w:val="single" w:sz="2" w:space="0" w:color="CCCCCC"/>
@@ -1759,7 +1604,7 @@
         </w:tc>
         <w:tc>
           <w:tcPr>
-            <w:tcW w:w="2201" w:type="dxa"/>
+            <w:tcW w:w="2202" w:type="dxa"/>
             <w:tcBorders>
               <w:top w:val="single" w:sz="2" w:space="0" w:color="CCCCCC"/>
               <w:start w:val="single" w:sz="2" w:space="0" w:color="CCCCCC"/>
@@ -1812,7 +1657,7 @@
         <w:trPr/>
         <w:tc>
           <w:tcPr>
-            <w:tcW w:w="2199" w:type="dxa"/>
+            <w:tcW w:w="2198" w:type="dxa"/>
             <w:tcBorders>
               <w:top w:val="single" w:sz="2" w:space="0" w:color="CCCCCC"/>
               <w:start w:val="single" w:sz="2" w:space="0" w:color="CCCCCC"/>
@@ -1837,7 +1682,7 @@
         </w:tc>
         <w:tc>
           <w:tcPr>
-            <w:tcW w:w="2201" w:type="dxa"/>
+            <w:tcW w:w="2202" w:type="dxa"/>
             <w:tcBorders>
               <w:top w:val="single" w:sz="2" w:space="0" w:color="CCCCCC"/>
               <w:start w:val="single" w:sz="2" w:space="0" w:color="CCCCCC"/>
@@ -1890,7 +1735,7 @@
         <w:trPr/>
         <w:tc>
           <w:tcPr>
-            <w:tcW w:w="2199" w:type="dxa"/>
+            <w:tcW w:w="2198" w:type="dxa"/>
             <w:tcBorders>
               <w:top w:val="single" w:sz="2" w:space="0" w:color="CCCCCC"/>
               <w:start w:val="single" w:sz="2" w:space="0" w:color="CCCCCC"/>
@@ -1915,7 +1760,7 @@
         </w:tc>
         <w:tc>
           <w:tcPr>
-            <w:tcW w:w="2201" w:type="dxa"/>
+            <w:tcW w:w="2202" w:type="dxa"/>
             <w:tcBorders>
               <w:top w:val="single" w:sz="2" w:space="0" w:color="CCCCCC"/>
               <w:start w:val="single" w:sz="2" w:space="0" w:color="CCCCCC"/>
@@ -1968,7 +1813,7 @@
         <w:trPr/>
         <w:tc>
           <w:tcPr>
-            <w:tcW w:w="2199" w:type="dxa"/>
+            <w:tcW w:w="2198" w:type="dxa"/>
             <w:tcBorders>
               <w:top w:val="single" w:sz="2" w:space="0" w:color="CCCCCC"/>
               <w:start w:val="single" w:sz="2" w:space="0" w:color="CCCCCC"/>
@@ -1993,7 +1838,7 @@
         </w:tc>
         <w:tc>
           <w:tcPr>
-            <w:tcW w:w="2201" w:type="dxa"/>
+            <w:tcW w:w="2202" w:type="dxa"/>
             <w:tcBorders>
               <w:top w:val="single" w:sz="2" w:space="0" w:color="CCCCCC"/>
               <w:start w:val="single" w:sz="2" w:space="0" w:color="CCCCCC"/>
@@ -2046,7 +1891,7 @@
         <w:trPr/>
         <w:tc>
           <w:tcPr>
-            <w:tcW w:w="2199" w:type="dxa"/>
+            <w:tcW w:w="2198" w:type="dxa"/>
             <w:tcBorders>
               <w:top w:val="single" w:sz="2" w:space="0" w:color="CCCCCC"/>
               <w:start w:val="single" w:sz="2" w:space="0" w:color="CCCCCC"/>
@@ -2071,7 +1916,7 @@
         </w:tc>
         <w:tc>
           <w:tcPr>
-            <w:tcW w:w="2201" w:type="dxa"/>
+            <w:tcW w:w="2202" w:type="dxa"/>
             <w:tcBorders>
               <w:top w:val="single" w:sz="2" w:space="0" w:color="CCCCCC"/>
               <w:start w:val="single" w:sz="2" w:space="0" w:color="CCCCCC"/>
@@ -2115,23 +1960,7 @@
                 <w:sz w:val="20"/>
                 <w:szCs w:val="20"/>
               </w:rPr>
-              <w:t xml:space="preserve">Default judgment entered </w:t>
-            </w:r>
-            <w:r>
-              <w:rPr>
-                <w:rFonts w:eastAsia="Arial" w:cs="Arial"/>
-                <w:sz w:val="20"/>
-                <w:szCs w:val="20"/>
-              </w:rPr>
-              <w:t>in Julie’s Favor.</w:t>
-            </w:r>
-            <w:r>
-              <w:rPr>
-                <w:rFonts w:eastAsia="Arial" w:cs="Arial"/>
-                <w:sz w:val="20"/>
-                <w:szCs w:val="20"/>
-              </w:rPr>
-              <w:t xml:space="preserve"> Occupants stay until Sept 2026.</w:t>
+              <w:t>Default judgment entered in Julie’s Favor. Occupants stay until Sept 2026.</w:t>
             </w:r>
           </w:p>
         </w:tc>
@@ -2140,7 +1969,7 @@
         <w:trPr/>
         <w:tc>
           <w:tcPr>
-            <w:tcW w:w="2199" w:type="dxa"/>
+            <w:tcW w:w="2198" w:type="dxa"/>
             <w:tcBorders>
               <w:top w:val="single" w:sz="2" w:space="0" w:color="CCCCCC"/>
               <w:start w:val="single" w:sz="2" w:space="0" w:color="CCCCCC"/>
@@ -2165,7 +1994,7 @@
         </w:tc>
         <w:tc>
           <w:tcPr>
-            <w:tcW w:w="2201" w:type="dxa"/>
+            <w:tcW w:w="2202" w:type="dxa"/>
             <w:tcBorders>
               <w:top w:val="single" w:sz="2" w:space="0" w:color="CCCCCC"/>
               <w:start w:val="single" w:sz="2" w:space="0" w:color="CCCCCC"/>
@@ -2220,7 +2049,7 @@
         </w:trPr>
         <w:tc>
           <w:tcPr>
-            <w:tcW w:w="2199" w:type="dxa"/>
+            <w:tcW w:w="2198" w:type="dxa"/>
             <w:tcBorders>
               <w:top w:val="single" w:sz="2" w:space="0" w:color="CCCCCC"/>
               <w:start w:val="single" w:sz="2" w:space="0" w:color="CCCCCC"/>
@@ -2245,7 +2074,7 @@
         </w:tc>
         <w:tc>
           <w:tcPr>
-            <w:tcW w:w="2201" w:type="dxa"/>
+            <w:tcW w:w="2202" w:type="dxa"/>
             <w:tcBorders>
               <w:top w:val="single" w:sz="2" w:space="0" w:color="CCCCCC"/>
               <w:start w:val="single" w:sz="2" w:space="0" w:color="CCCCCC"/>
@@ -2304,7 +2133,7 @@
         </w:trPr>
         <w:tc>
           <w:tcPr>
-            <w:tcW w:w="2199" w:type="dxa"/>
+            <w:tcW w:w="2198" w:type="dxa"/>
             <w:tcBorders>
               <w:start w:val="single" w:sz="2" w:space="0" w:color="CCCCCC"/>
               <w:bottom w:val="single" w:sz="2" w:space="0" w:color="CCCCCC"/>
@@ -2324,7 +2153,7 @@
         </w:tc>
         <w:tc>
           <w:tcPr>
-            <w:tcW w:w="2201" w:type="dxa"/>
+            <w:tcW w:w="2202" w:type="dxa"/>
             <w:tcBorders>
               <w:start w:val="single" w:sz="2" w:space="0" w:color="CCCCCC"/>
               <w:bottom w:val="single" w:sz="2" w:space="0" w:color="CCCCCC"/>
@@ -2394,7 +2223,13 @@
         </w:rPr>
       </w:pPr>
       <w:r>
-        <w:rPr/>
+        <w:rPr>
+          <w:rFonts w:eastAsia="Arial" w:cs="Arial"/>
+          <w:b w:val="false"/>
+          <w:bCs w:val="false"/>
+          <w:sz w:val="22"/>
+          <w:szCs w:val="22"/>
+        </w:rPr>
       </w:r>
     </w:p>
     <w:p>
@@ -2407,7 +2242,11 @@
         </w:rPr>
       </w:pPr>
       <w:r>
-        <w:rPr/>
+        <w:rPr>
+          <w:rFonts w:eastAsia="Arial" w:cs="Arial"/>
+          <w:sz w:val="22"/>
+          <w:szCs w:val="22"/>
+        </w:rPr>
       </w:r>
     </w:p>
     <w:p>
@@ -2417,15 +2256,9 @@
       </w:pPr>
       <w:r>
         <w:rPr>
-          <w:rFonts w:eastAsia="Arial" w:cs="Arial" w:ascii="Arial" w:hAnsi="Arial"/>
-        </w:rPr>
-        <w:t>7</w:t>
-      </w:r>
-      <w:r>
-        <w:rPr>
-          <w:rFonts w:eastAsia="Arial" w:cs="Arial" w:ascii="Arial" w:hAnsi="Arial"/>
-        </w:rPr>
-        <w:t>. KEY PEOPLE</w:t>
+          <w:rFonts w:eastAsia="Arial" w:cs="Arial"/>
+        </w:rPr>
+        <w:t>7. KEY PEOPLE</w:t>
       </w:r>
     </w:p>
     <w:p>
@@ -2435,7 +2268,7 @@
       </w:pPr>
       <w:r>
         <w:rPr>
-          <w:rFonts w:eastAsia="Arial" w:cs="Arial" w:ascii="Arial" w:hAnsi="Arial"/>
+          <w:rFonts w:eastAsia="Arial" w:cs="Arial"/>
         </w:rPr>
         <w:t>Complainants / Victims:</w:t>
       </w:r>
@@ -2445,7 +2278,7 @@
         <w:pStyle w:val="ListParagraph"/>
         <w:numPr>
           <w:ilvl w:val="0"/>
-          <w:numId w:val="4"/>
+          <w:numId w:val="8"/>
         </w:numPr>
         <w:spacing w:before="0" w:after="100"/>
         <w:rPr/>
@@ -2456,15 +2289,7 @@
           <w:sz w:val="22"/>
           <w:szCs w:val="22"/>
         </w:rPr>
-        <w:t xml:space="preserve">Bryan Runyan — Authorized representative, filed criminal complaint, </w:t>
-      </w:r>
-      <w:r>
-        <w:rPr>
-          <w:rFonts w:eastAsia="Arial" w:cs="Arial"/>
-          <w:sz w:val="22"/>
-          <w:szCs w:val="22"/>
-        </w:rPr>
-        <w:t>been talking to the police and undersheriff</w:t>
+        <w:t>Bryan Runyan — Authorized representative, filed criminal complaint, been talking to the police and undersheriff</w:t>
       </w:r>
     </w:p>
     <w:p>
@@ -2472,7 +2297,7 @@
         <w:pStyle w:val="ListParagraph"/>
         <w:numPr>
           <w:ilvl w:val="0"/>
-          <w:numId w:val="4"/>
+          <w:numId w:val="8"/>
         </w:numPr>
         <w:spacing w:before="0" w:after="100"/>
         <w:rPr/>
@@ -2491,7 +2316,7 @@
         <w:pStyle w:val="ListParagraph"/>
         <w:numPr>
           <w:ilvl w:val="0"/>
-          <w:numId w:val="4"/>
+          <w:numId w:val="8"/>
         </w:numPr>
         <w:spacing w:before="0" w:after="100"/>
         <w:rPr/>
@@ -2510,7 +2335,7 @@
         <w:pStyle w:val="ListParagraph"/>
         <w:numPr>
           <w:ilvl w:val="0"/>
-          <w:numId w:val="4"/>
+          <w:numId w:val="8"/>
         </w:numPr>
         <w:spacing w:before="0" w:after="100"/>
         <w:rPr/>
@@ -2529,7 +2354,7 @@
         <w:pStyle w:val="ListParagraph"/>
         <w:numPr>
           <w:ilvl w:val="0"/>
-          <w:numId w:val="4"/>
+          <w:numId w:val="8"/>
         </w:numPr>
         <w:spacing w:before="0" w:after="100"/>
         <w:rPr/>
@@ -2550,7 +2375,7 @@
       </w:pPr>
       <w:r>
         <w:rPr>
-          <w:rFonts w:eastAsia="Arial" w:cs="Arial" w:ascii="Arial" w:hAnsi="Arial"/>
+          <w:rFonts w:eastAsia="Arial" w:cs="Arial"/>
         </w:rPr>
         <w:t>Officers:</w:t>
       </w:r>
@@ -2560,7 +2385,7 @@
         <w:pStyle w:val="ListParagraph"/>
         <w:numPr>
           <w:ilvl w:val="0"/>
-          <w:numId w:val="4"/>
+          <w:numId w:val="8"/>
         </w:numPr>
         <w:spacing w:before="0" w:after="100"/>
         <w:rPr/>
@@ -2579,7 +2404,7 @@
         <w:pStyle w:val="ListParagraph"/>
         <w:numPr>
           <w:ilvl w:val="0"/>
-          <w:numId w:val="4"/>
+          <w:numId w:val="8"/>
         </w:numPr>
         <w:spacing w:before="0" w:after="100"/>
         <w:rPr/>
@@ -2600,7 +2425,7 @@
       </w:pPr>
       <w:r>
         <w:rPr>
-          <w:rFonts w:eastAsia="Arial" w:cs="Arial" w:ascii="Arial" w:hAnsi="Arial"/>
+          <w:rFonts w:eastAsia="Arial" w:cs="Arial"/>
         </w:rPr>
         <w:t>Law Enforcement / Officials:</w:t>
       </w:r>
@@ -2610,7 +2435,7 @@
         <w:pStyle w:val="ListParagraph"/>
         <w:numPr>
           <w:ilvl w:val="0"/>
-          <w:numId w:val="4"/>
+          <w:numId w:val="8"/>
         </w:numPr>
         <w:spacing w:before="0" w:after="100"/>
         <w:rPr/>
@@ -2629,7 +2454,7 @@
         <w:pStyle w:val="ListParagraph"/>
         <w:numPr>
           <w:ilvl w:val="0"/>
-          <w:numId w:val="4"/>
+          <w:numId w:val="8"/>
         </w:numPr>
         <w:spacing w:before="0" w:after="100"/>
         <w:rPr/>
@@ -2659,7 +2484,11 @@
         </w:rPr>
       </w:pPr>
       <w:r>
-        <w:rPr/>
+        <w:rPr>
+          <w:rFonts w:eastAsia="Arial" w:cs="Arial"/>
+          <w:sz w:val="22"/>
+          <w:szCs w:val="22"/>
+        </w:rPr>
       </w:r>
     </w:p>
     <w:p>
@@ -2669,15 +2498,9 @@
       </w:pPr>
       <w:r>
         <w:rPr>
-          <w:rFonts w:eastAsia="Arial" w:cs="Arial" w:ascii="Arial" w:hAnsi="Arial"/>
-        </w:rPr>
-        <w:t xml:space="preserve">Squatting </w:t>
-      </w:r>
-      <w:r>
-        <w:rPr>
-          <w:rFonts w:eastAsia="Arial" w:cs="Arial" w:ascii="Arial" w:hAnsi="Arial"/>
-        </w:rPr>
-        <w:t>Parties:</w:t>
+          <w:rFonts w:eastAsia="Arial" w:cs="Arial"/>
+        </w:rPr>
+        <w:t>Squatting Parties:</w:t>
       </w:r>
     </w:p>
     <w:p>
@@ -2685,7 +2508,7 @@
         <w:pStyle w:val="ListParagraph"/>
         <w:numPr>
           <w:ilvl w:val="0"/>
-          <w:numId w:val="4"/>
+          <w:numId w:val="8"/>
         </w:numPr>
         <w:spacing w:before="0" w:after="100"/>
         <w:rPr/>
@@ -2704,7 +2527,7 @@
         <w:pStyle w:val="ListParagraph"/>
         <w:numPr>
           <w:ilvl w:val="0"/>
-          <w:numId w:val="4"/>
+          <w:numId w:val="8"/>
         </w:numPr>
         <w:spacing w:before="0" w:after="100"/>
         <w:rPr/>
@@ -2734,7 +2557,11 @@
         </w:rPr>
       </w:pPr>
       <w:r>
-        <w:rPr/>
+        <w:rPr>
+          <w:rFonts w:eastAsia="Arial" w:cs="Arial"/>
+          <w:sz w:val="22"/>
+          <w:szCs w:val="22"/>
+        </w:rPr>
       </w:r>
     </w:p>
     <w:sectPr>
@@ -3089,6 +2916,7 @@
         </w:tabs>
         <w:ind w:start="1080" w:hanging="360"/>
       </w:pPr>
+      <w:rPr/>
     </w:lvl>
     <w:lvl w:ilvl="2">
       <w:start w:val="1"/>
@@ -3101,6 +2929,7 @@
         </w:tabs>
         <w:ind w:start="1440" w:hanging="360"/>
       </w:pPr>
+      <w:rPr/>
     </w:lvl>
     <w:lvl w:ilvl="3">
       <w:start w:val="1"/>
@@ -3113,6 +2942,7 @@
         </w:tabs>
         <w:ind w:start="1800" w:hanging="360"/>
       </w:pPr>
+      <w:rPr/>
     </w:lvl>
     <w:lvl w:ilvl="4">
       <w:start w:val="1"/>
@@ -3125,6 +2955,7 @@
         </w:tabs>
         <w:ind w:start="2160" w:hanging="360"/>
       </w:pPr>
+      <w:rPr/>
     </w:lvl>
     <w:lvl w:ilvl="5">
       <w:start w:val="1"/>
@@ -3137,6 +2968,7 @@
         </w:tabs>
         <w:ind w:start="2520" w:hanging="360"/>
       </w:pPr>
+      <w:rPr/>
     </w:lvl>
     <w:lvl w:ilvl="6">
       <w:start w:val="1"/>
@@ -3149,6 +2981,7 @@
         </w:tabs>
         <w:ind w:start="2880" w:hanging="360"/>
       </w:pPr>
+      <w:rPr/>
     </w:lvl>
     <w:lvl w:ilvl="7">
       <w:start w:val="1"/>
@@ -3161,6 +2994,7 @@
         </w:tabs>
         <w:ind w:start="3240" w:hanging="360"/>
       </w:pPr>
+      <w:rPr/>
     </w:lvl>
     <w:lvl w:ilvl="8">
       <w:start w:val="1"/>
@@ -3173,6 +3007,7 @@
         </w:tabs>
         <w:ind w:start="3600" w:hanging="360"/>
       </w:pPr>
+      <w:rPr/>
     </w:lvl>
   </w:abstractNum>
   <w:abstractNum w:abstractNumId="2">
@@ -3200,6 +3035,7 @@
         </w:tabs>
         <w:ind w:start="1080" w:hanging="360"/>
       </w:pPr>
+      <w:rPr/>
     </w:lvl>
     <w:lvl w:ilvl="2">
       <w:start w:val="1"/>
@@ -3212,6 +3048,7 @@
         </w:tabs>
         <w:ind w:start="1440" w:hanging="360"/>
       </w:pPr>
+      <w:rPr/>
     </w:lvl>
     <w:lvl w:ilvl="3">
       <w:start w:val="1"/>
@@ -3224,6 +3061,7 @@
         </w:tabs>
         <w:ind w:start="1800" w:hanging="360"/>
       </w:pPr>
+      <w:rPr/>
     </w:lvl>
     <w:lvl w:ilvl="4">
       <w:start w:val="1"/>
@@ -3236,6 +3074,7 @@
         </w:tabs>
         <w:ind w:start="2160" w:hanging="360"/>
       </w:pPr>
+      <w:rPr/>
     </w:lvl>
     <w:lvl w:ilvl="5">
       <w:start w:val="1"/>
@@ -3248,6 +3087,7 @@
         </w:tabs>
         <w:ind w:start="2520" w:hanging="360"/>
       </w:pPr>
+      <w:rPr/>
     </w:lvl>
     <w:lvl w:ilvl="6">
       <w:start w:val="1"/>
@@ -3260,6 +3100,7 @@
         </w:tabs>
         <w:ind w:start="2880" w:hanging="360"/>
       </w:pPr>
+      <w:rPr/>
     </w:lvl>
     <w:lvl w:ilvl="7">
       <w:start w:val="1"/>
@@ -3272,6 +3113,7 @@
         </w:tabs>
         <w:ind w:start="3240" w:hanging="360"/>
       </w:pPr>
+      <w:rPr/>
     </w:lvl>
     <w:lvl w:ilvl="8">
       <w:start w:val="1"/>
@@ -3284,6 +3126,7 @@
         </w:tabs>
         <w:ind w:start="3600" w:hanging="360"/>
       </w:pPr>
+      <w:rPr/>
     </w:lvl>
   </w:abstractNum>
   <w:abstractNum w:abstractNumId="3">
@@ -3311,6 +3154,7 @@
         </w:tabs>
         <w:ind w:start="1080" w:hanging="360"/>
       </w:pPr>
+      <w:rPr/>
     </w:lvl>
     <w:lvl w:ilvl="2">
       <w:start w:val="1"/>
@@ -3323,6 +3167,7 @@
         </w:tabs>
         <w:ind w:start="1440" w:hanging="360"/>
       </w:pPr>
+      <w:rPr/>
     </w:lvl>
     <w:lvl w:ilvl="3">
       <w:start w:val="1"/>
@@ -3335,6 +3180,7 @@
         </w:tabs>
         <w:ind w:start="1800" w:hanging="360"/>
       </w:pPr>
+      <w:rPr/>
     </w:lvl>
     <w:lvl w:ilvl="4">
       <w:start w:val="1"/>
@@ -3347,6 +3193,7 @@
         </w:tabs>
         <w:ind w:start="2160" w:hanging="360"/>
       </w:pPr>
+      <w:rPr/>
     </w:lvl>
     <w:lvl w:ilvl="5">
       <w:start w:val="1"/>
@@ -3359,6 +3206,7 @@
         </w:tabs>
         <w:ind w:start="2520" w:hanging="360"/>
       </w:pPr>
+      <w:rPr/>
     </w:lvl>
     <w:lvl w:ilvl="6">
       <w:start w:val="1"/>
@@ -3371,6 +3219,7 @@
         </w:tabs>
         <w:ind w:start="2880" w:hanging="360"/>
       </w:pPr>
+      <w:rPr/>
     </w:lvl>
     <w:lvl w:ilvl="7">
       <w:start w:val="1"/>
@@ -3383,6 +3232,7 @@
         </w:tabs>
         <w:ind w:start="3240" w:hanging="360"/>
       </w:pPr>
+      <w:rPr/>
     </w:lvl>
     <w:lvl w:ilvl="8">
       <w:start w:val="1"/>
@@ -3395,6 +3245,7 @@
         </w:tabs>
         <w:ind w:start="3600" w:hanging="360"/>
       </w:pPr>
+      <w:rPr/>
     </w:lvl>
   </w:abstractNum>
   <w:abstractNum w:abstractNumId="4">
@@ -3424,6 +3275,7 @@
         </w:tabs>
         <w:ind w:start="1080" w:hanging="360"/>
       </w:pPr>
+      <w:rPr/>
     </w:lvl>
     <w:lvl w:ilvl="2">
       <w:start w:val="1"/>
@@ -3436,6 +3288,7 @@
         </w:tabs>
         <w:ind w:start="1440" w:hanging="360"/>
       </w:pPr>
+      <w:rPr/>
     </w:lvl>
     <w:lvl w:ilvl="3">
       <w:start w:val="1"/>
@@ -3448,6 +3301,7 @@
         </w:tabs>
         <w:ind w:start="1800" w:hanging="360"/>
       </w:pPr>
+      <w:rPr/>
     </w:lvl>
     <w:lvl w:ilvl="4">
       <w:start w:val="1"/>
@@ -3460,6 +3314,7 @@
         </w:tabs>
         <w:ind w:start="2160" w:hanging="360"/>
       </w:pPr>
+      <w:rPr/>
     </w:lvl>
     <w:lvl w:ilvl="5">
       <w:start w:val="1"/>
@@ -3472,6 +3327,7 @@
         </w:tabs>
         <w:ind w:start="2520" w:hanging="360"/>
       </w:pPr>
+      <w:rPr/>
     </w:lvl>
     <w:lvl w:ilvl="6">
       <w:start w:val="1"/>
@@ -3484,6 +3340,7 @@
         </w:tabs>
         <w:ind w:start="2880" w:hanging="360"/>
       </w:pPr>
+      <w:rPr/>
     </w:lvl>
     <w:lvl w:ilvl="7">
       <w:start w:val="1"/>
@@ -3496,6 +3353,7 @@
         </w:tabs>
         <w:ind w:start="3240" w:hanging="360"/>
       </w:pPr>
+      <w:rPr/>
     </w:lvl>
     <w:lvl w:ilvl="8">
       <w:start w:val="1"/>
@@ -3508,9 +3366,488 @@
         </w:tabs>
         <w:ind w:start="3600" w:hanging="360"/>
       </w:pPr>
+      <w:rPr/>
     </w:lvl>
   </w:abstractNum>
   <w:abstractNum w:abstractNumId="5">
+    <w:lvl w:ilvl="0">
+      <w:start w:val="1"/>
+      <w:numFmt w:val="decimal"/>
+      <w:lvlText w:val="%1."/>
+      <w:lvlJc w:val="start"/>
+      <w:pPr>
+        <w:tabs>
+          <w:tab w:val="num" w:pos="0"/>
+        </w:tabs>
+        <w:ind w:start="720" w:hanging="360"/>
+      </w:pPr>
+      <w:rPr/>
+    </w:lvl>
+    <w:lvl w:ilvl="1">
+      <w:start w:val="1"/>
+      <w:numFmt w:val="decimal"/>
+      <w:lvlText w:val="%2."/>
+      <w:lvlJc w:val="start"/>
+      <w:pPr>
+        <w:tabs>
+          <w:tab w:val="num" w:pos="1080"/>
+        </w:tabs>
+        <w:ind w:start="1080" w:hanging="360"/>
+      </w:pPr>
+      <w:rPr/>
+    </w:lvl>
+    <w:lvl w:ilvl="2">
+      <w:start w:val="1"/>
+      <w:numFmt w:val="decimal"/>
+      <w:lvlText w:val="%3."/>
+      <w:lvlJc w:val="start"/>
+      <w:pPr>
+        <w:tabs>
+          <w:tab w:val="num" w:pos="1440"/>
+        </w:tabs>
+        <w:ind w:start="1440" w:hanging="360"/>
+      </w:pPr>
+      <w:rPr/>
+    </w:lvl>
+    <w:lvl w:ilvl="3">
+      <w:start w:val="1"/>
+      <w:numFmt w:val="decimal"/>
+      <w:lvlText w:val="%4."/>
+      <w:lvlJc w:val="start"/>
+      <w:pPr>
+        <w:tabs>
+          <w:tab w:val="num" w:pos="1800"/>
+        </w:tabs>
+        <w:ind w:start="1800" w:hanging="360"/>
+      </w:pPr>
+      <w:rPr/>
+    </w:lvl>
+    <w:lvl w:ilvl="4">
+      <w:start w:val="1"/>
+      <w:numFmt w:val="decimal"/>
+      <w:lvlText w:val="%5."/>
+      <w:lvlJc w:val="start"/>
+      <w:pPr>
+        <w:tabs>
+          <w:tab w:val="num" w:pos="2160"/>
+        </w:tabs>
+        <w:ind w:start="2160" w:hanging="360"/>
+      </w:pPr>
+      <w:rPr/>
+    </w:lvl>
+    <w:lvl w:ilvl="5">
+      <w:start w:val="1"/>
+      <w:numFmt w:val="decimal"/>
+      <w:lvlText w:val="%6."/>
+      <w:lvlJc w:val="start"/>
+      <w:pPr>
+        <w:tabs>
+          <w:tab w:val="num" w:pos="2520"/>
+        </w:tabs>
+        <w:ind w:start="2520" w:hanging="360"/>
+      </w:pPr>
+      <w:rPr/>
+    </w:lvl>
+    <w:lvl w:ilvl="6">
+      <w:start w:val="1"/>
+      <w:numFmt w:val="decimal"/>
+      <w:lvlText w:val="%7."/>
+      <w:lvlJc w:val="start"/>
+      <w:pPr>
+        <w:tabs>
+          <w:tab w:val="num" w:pos="2880"/>
+        </w:tabs>
+        <w:ind w:start="2880" w:hanging="360"/>
+      </w:pPr>
+      <w:rPr/>
+    </w:lvl>
+    <w:lvl w:ilvl="7">
+      <w:start w:val="1"/>
+      <w:numFmt w:val="decimal"/>
+      <w:lvlText w:val="%8."/>
+      <w:lvlJc w:val="start"/>
+      <w:pPr>
+        <w:tabs>
+          <w:tab w:val="num" w:pos="3240"/>
+        </w:tabs>
+        <w:ind w:start="3240" w:hanging="360"/>
+      </w:pPr>
+      <w:rPr/>
+    </w:lvl>
+    <w:lvl w:ilvl="8">
+      <w:start w:val="1"/>
+      <w:numFmt w:val="decimal"/>
+      <w:lvlText w:val="%9."/>
+      <w:lvlJc w:val="start"/>
+      <w:pPr>
+        <w:tabs>
+          <w:tab w:val="num" w:pos="3600"/>
+        </w:tabs>
+        <w:ind w:start="3600" w:hanging="360"/>
+      </w:pPr>
+      <w:rPr/>
+    </w:lvl>
+  </w:abstractNum>
+  <w:abstractNum w:abstractNumId="6">
+    <w:lvl w:ilvl="0">
+      <w:start w:val="1"/>
+      <w:numFmt w:val="decimal"/>
+      <w:lvlText w:val="%1."/>
+      <w:lvlJc w:val="start"/>
+      <w:pPr>
+        <w:tabs>
+          <w:tab w:val="num" w:pos="0"/>
+        </w:tabs>
+        <w:ind w:start="720" w:hanging="360"/>
+      </w:pPr>
+      <w:rPr/>
+    </w:lvl>
+    <w:lvl w:ilvl="1">
+      <w:start w:val="1"/>
+      <w:numFmt w:val="decimal"/>
+      <w:lvlText w:val="%2."/>
+      <w:lvlJc w:val="start"/>
+      <w:pPr>
+        <w:tabs>
+          <w:tab w:val="num" w:pos="1080"/>
+        </w:tabs>
+        <w:ind w:start="1080" w:hanging="360"/>
+      </w:pPr>
+      <w:rPr/>
+    </w:lvl>
+    <w:lvl w:ilvl="2">
+      <w:start w:val="1"/>
+      <w:numFmt w:val="decimal"/>
+      <w:lvlText w:val="%3."/>
+      <w:lvlJc w:val="start"/>
+      <w:pPr>
+        <w:tabs>
+          <w:tab w:val="num" w:pos="1440"/>
+        </w:tabs>
+        <w:ind w:start="1440" w:hanging="360"/>
+      </w:pPr>
+      <w:rPr/>
+    </w:lvl>
+    <w:lvl w:ilvl="3">
+      <w:start w:val="1"/>
+      <w:numFmt w:val="decimal"/>
+      <w:lvlText w:val="%4."/>
+      <w:lvlJc w:val="start"/>
+      <w:pPr>
+        <w:tabs>
+          <w:tab w:val="num" w:pos="1800"/>
+        </w:tabs>
+        <w:ind w:start="1800" w:hanging="360"/>
+      </w:pPr>
+      <w:rPr/>
+    </w:lvl>
+    <w:lvl w:ilvl="4">
+      <w:start w:val="1"/>
+      <w:numFmt w:val="decimal"/>
+      <w:lvlText w:val="%5."/>
+      <w:lvlJc w:val="start"/>
+      <w:pPr>
+        <w:tabs>
+          <w:tab w:val="num" w:pos="2160"/>
+        </w:tabs>
+        <w:ind w:start="2160" w:hanging="360"/>
+      </w:pPr>
+      <w:rPr/>
+    </w:lvl>
+    <w:lvl w:ilvl="5">
+      <w:start w:val="1"/>
+      <w:numFmt w:val="decimal"/>
+      <w:lvlText w:val="%6."/>
+      <w:lvlJc w:val="start"/>
+      <w:pPr>
+        <w:tabs>
+          <w:tab w:val="num" w:pos="2520"/>
+        </w:tabs>
+        <w:ind w:start="2520" w:hanging="360"/>
+      </w:pPr>
+      <w:rPr/>
+    </w:lvl>
+    <w:lvl w:ilvl="6">
+      <w:start w:val="1"/>
+      <w:numFmt w:val="decimal"/>
+      <w:lvlText w:val="%7."/>
+      <w:lvlJc w:val="start"/>
+      <w:pPr>
+        <w:tabs>
+          <w:tab w:val="num" w:pos="2880"/>
+        </w:tabs>
+        <w:ind w:start="2880" w:hanging="360"/>
+      </w:pPr>
+      <w:rPr/>
+    </w:lvl>
+    <w:lvl w:ilvl="7">
+      <w:start w:val="1"/>
+      <w:numFmt w:val="decimal"/>
+      <w:lvlText w:val="%8."/>
+      <w:lvlJc w:val="start"/>
+      <w:pPr>
+        <w:tabs>
+          <w:tab w:val="num" w:pos="3240"/>
+        </w:tabs>
+        <w:ind w:start="3240" w:hanging="360"/>
+      </w:pPr>
+      <w:rPr/>
+    </w:lvl>
+    <w:lvl w:ilvl="8">
+      <w:start w:val="1"/>
+      <w:numFmt w:val="decimal"/>
+      <w:lvlText w:val="%9."/>
+      <w:lvlJc w:val="start"/>
+      <w:pPr>
+        <w:tabs>
+          <w:tab w:val="num" w:pos="3600"/>
+        </w:tabs>
+        <w:ind w:start="3600" w:hanging="360"/>
+      </w:pPr>
+      <w:rPr/>
+    </w:lvl>
+  </w:abstractNum>
+  <w:abstractNum w:abstractNumId="7">
+    <w:lvl w:ilvl="0">
+      <w:start w:val="1"/>
+      <w:numFmt w:val="decimal"/>
+      <w:lvlText w:val="%1."/>
+      <w:lvlJc w:val="start"/>
+      <w:pPr>
+        <w:tabs>
+          <w:tab w:val="num" w:pos="0"/>
+        </w:tabs>
+        <w:ind w:start="720" w:hanging="360"/>
+      </w:pPr>
+      <w:rPr/>
+    </w:lvl>
+    <w:lvl w:ilvl="1">
+      <w:start w:val="1"/>
+      <w:numFmt w:val="decimal"/>
+      <w:lvlText w:val="%2."/>
+      <w:lvlJc w:val="start"/>
+      <w:pPr>
+        <w:tabs>
+          <w:tab w:val="num" w:pos="1080"/>
+        </w:tabs>
+        <w:ind w:start="1080" w:hanging="360"/>
+      </w:pPr>
+      <w:rPr/>
+    </w:lvl>
+    <w:lvl w:ilvl="2">
+      <w:start w:val="1"/>
+      <w:numFmt w:val="decimal"/>
+      <w:lvlText w:val="%3."/>
+      <w:lvlJc w:val="start"/>
+      <w:pPr>
+        <w:tabs>
+          <w:tab w:val="num" w:pos="1440"/>
+        </w:tabs>
+        <w:ind w:start="1440" w:hanging="360"/>
+      </w:pPr>
+      <w:rPr/>
+    </w:lvl>
+    <w:lvl w:ilvl="3">
+      <w:start w:val="1"/>
+      <w:numFmt w:val="decimal"/>
+      <w:lvlText w:val="%4."/>
+      <w:lvlJc w:val="start"/>
+      <w:pPr>
+        <w:tabs>
+          <w:tab w:val="num" w:pos="1800"/>
+        </w:tabs>
+        <w:ind w:start="1800" w:hanging="360"/>
+      </w:pPr>
+      <w:rPr/>
+    </w:lvl>
+    <w:lvl w:ilvl="4">
+      <w:start w:val="1"/>
+      <w:numFmt w:val="decimal"/>
+      <w:lvlText w:val="%5."/>
+      <w:lvlJc w:val="start"/>
+      <w:pPr>
+        <w:tabs>
+          <w:tab w:val="num" w:pos="2160"/>
+        </w:tabs>
+        <w:ind w:start="2160" w:hanging="360"/>
+      </w:pPr>
+      <w:rPr/>
+    </w:lvl>
+    <w:lvl w:ilvl="5">
+      <w:start w:val="1"/>
+      <w:numFmt w:val="decimal"/>
+      <w:lvlText w:val="%6."/>
+      <w:lvlJc w:val="start"/>
+      <w:pPr>
+        <w:tabs>
+          <w:tab w:val="num" w:pos="2520"/>
+        </w:tabs>
+        <w:ind w:start="2520" w:hanging="360"/>
+      </w:pPr>
+      <w:rPr/>
+    </w:lvl>
+    <w:lvl w:ilvl="6">
+      <w:start w:val="1"/>
+      <w:numFmt w:val="decimal"/>
+      <w:lvlText w:val="%7."/>
+      <w:lvlJc w:val="start"/>
+      <w:pPr>
+        <w:tabs>
+          <w:tab w:val="num" w:pos="2880"/>
+        </w:tabs>
+        <w:ind w:start="2880" w:hanging="360"/>
+      </w:pPr>
+      <w:rPr/>
+    </w:lvl>
+    <w:lvl w:ilvl="7">
+      <w:start w:val="1"/>
+      <w:numFmt w:val="decimal"/>
+      <w:lvlText w:val="%8."/>
+      <w:lvlJc w:val="start"/>
+      <w:pPr>
+        <w:tabs>
+          <w:tab w:val="num" w:pos="3240"/>
+        </w:tabs>
+        <w:ind w:start="3240" w:hanging="360"/>
+      </w:pPr>
+      <w:rPr/>
+    </w:lvl>
+    <w:lvl w:ilvl="8">
+      <w:start w:val="1"/>
+      <w:numFmt w:val="decimal"/>
+      <w:lvlText w:val="%9."/>
+      <w:lvlJc w:val="start"/>
+      <w:pPr>
+        <w:tabs>
+          <w:tab w:val="num" w:pos="3600"/>
+        </w:tabs>
+        <w:ind w:start="3600" w:hanging="360"/>
+      </w:pPr>
+      <w:rPr/>
+    </w:lvl>
+  </w:abstractNum>
+  <w:abstractNum w:abstractNumId="8">
+    <w:lvl w:ilvl="0">
+      <w:start w:val="1"/>
+      <w:numFmt w:val="bullet"/>
+      <w:lvlText w:val=""/>
+      <w:lvlJc w:val="start"/>
+      <w:pPr>
+        <w:tabs>
+          <w:tab w:val="num" w:pos="0"/>
+        </w:tabs>
+        <w:ind w:start="720" w:hanging="360"/>
+      </w:pPr>
+      <w:rPr>
+        <w:rFonts w:ascii="Symbol" w:hAnsi="Symbol" w:cs="Symbol" w:hint="default"/>
+      </w:rPr>
+    </w:lvl>
+    <w:lvl w:ilvl="1">
+      <w:start w:val="1"/>
+      <w:numFmt w:val="decimal"/>
+      <w:lvlText w:val="%2."/>
+      <w:lvlJc w:val="start"/>
+      <w:pPr>
+        <w:tabs>
+          <w:tab w:val="num" w:pos="1080"/>
+        </w:tabs>
+        <w:ind w:start="1080" w:hanging="360"/>
+      </w:pPr>
+      <w:rPr/>
+    </w:lvl>
+    <w:lvl w:ilvl="2">
+      <w:start w:val="1"/>
+      <w:numFmt w:val="decimal"/>
+      <w:lvlText w:val="%3."/>
+      <w:lvlJc w:val="start"/>
+      <w:pPr>
+        <w:tabs>
+          <w:tab w:val="num" w:pos="1440"/>
+        </w:tabs>
+        <w:ind w:start="1440" w:hanging="360"/>
+      </w:pPr>
+      <w:rPr/>
+    </w:lvl>
+    <w:lvl w:ilvl="3">
+      <w:start w:val="1"/>
+      <w:numFmt w:val="decimal"/>
+      <w:lvlText w:val="%4."/>
+      <w:lvlJc w:val="start"/>
+      <w:pPr>
+        <w:tabs>
+          <w:tab w:val="num" w:pos="1800"/>
+        </w:tabs>
+        <w:ind w:start="1800" w:hanging="360"/>
+      </w:pPr>
+      <w:rPr/>
+    </w:lvl>
+    <w:lvl w:ilvl="4">
+      <w:start w:val="1"/>
+      <w:numFmt w:val="decimal"/>
+      <w:lvlText w:val="%5."/>
+      <w:lvlJc w:val="start"/>
+      <w:pPr>
+        <w:tabs>
+          <w:tab w:val="num" w:pos="2160"/>
+        </w:tabs>
+        <w:ind w:start="2160" w:hanging="360"/>
+      </w:pPr>
+      <w:rPr/>
+    </w:lvl>
+    <w:lvl w:ilvl="5">
+      <w:start w:val="1"/>
+      <w:numFmt w:val="decimal"/>
+      <w:lvlText w:val="%6."/>
+      <w:lvlJc w:val="start"/>
+      <w:pPr>
+        <w:tabs>
+          <w:tab w:val="num" w:pos="2520"/>
+        </w:tabs>
+        <w:ind w:start="2520" w:hanging="360"/>
+      </w:pPr>
+      <w:rPr/>
+    </w:lvl>
+    <w:lvl w:ilvl="6">
+      <w:start w:val="1"/>
+      <w:numFmt w:val="decimal"/>
+      <w:lvlText w:val="%7."/>
+      <w:lvlJc w:val="start"/>
+      <w:pPr>
+        <w:tabs>
+          <w:tab w:val="num" w:pos="2880"/>
+        </w:tabs>
+        <w:ind w:start="2880" w:hanging="360"/>
+      </w:pPr>
+      <w:rPr/>
+    </w:lvl>
+    <w:lvl w:ilvl="7">
+      <w:start w:val="1"/>
+      <w:numFmt w:val="decimal"/>
+      <w:lvlText w:val="%8."/>
+      <w:lvlJc w:val="start"/>
+      <w:pPr>
+        <w:tabs>
+          <w:tab w:val="num" w:pos="3240"/>
+        </w:tabs>
+        <w:ind w:start="3240" w:hanging="360"/>
+      </w:pPr>
+      <w:rPr/>
+    </w:lvl>
+    <w:lvl w:ilvl="8">
+      <w:start w:val="1"/>
+      <w:numFmt w:val="decimal"/>
+      <w:lvlText w:val="%9."/>
+      <w:lvlJc w:val="start"/>
+      <w:pPr>
+        <w:tabs>
+          <w:tab w:val="num" w:pos="3600"/>
+        </w:tabs>
+        <w:ind w:start="3600" w:hanging="360"/>
+      </w:pPr>
+      <w:rPr/>
+    </w:lvl>
+  </w:abstractNum>
+  <w:abstractNum w:abstractNumId="9">
     <w:lvl w:ilvl="0">
       <w:start w:val="1"/>
       <w:numFmt w:val="none"/>
@@ -3645,25 +3982,37 @@
     <w:abstractNumId w:val="5"/>
   </w:num>
   <w:num w:numId="6">
-    <w:abstractNumId w:val="1"/>
+    <w:abstractNumId w:val="6"/>
+  </w:num>
+  <w:num w:numId="7">
+    <w:abstractNumId w:val="7"/>
+  </w:num>
+  <w:num w:numId="8">
+    <w:abstractNumId w:val="8"/>
+  </w:num>
+  <w:num w:numId="9">
+    <w:abstractNumId w:val="9"/>
+  </w:num>
+  <w:num w:numId="10">
+    <w:abstractNumId w:val="5"/>
     <w:lvlOverride w:ilvl="0">
       <w:startOverride w:val="1"/>
     </w:lvlOverride>
   </w:num>
-  <w:num w:numId="7">
-    <w:abstractNumId w:val="2"/>
+  <w:num w:numId="11">
+    <w:abstractNumId w:val="6"/>
     <w:lvlOverride w:ilvl="0">
       <w:startOverride w:val="1"/>
     </w:lvlOverride>
   </w:num>
-  <w:num w:numId="8">
-    <w:abstractNumId w:val="3"/>
+  <w:num w:numId="12">
+    <w:abstractNumId w:val="7"/>
     <w:lvlOverride w:ilvl="0">
       <w:startOverride w:val="1"/>
     </w:lvlOverride>
   </w:num>
-  <w:num w:numId="9">
-    <w:abstractNumId w:val="4"/>
+  <w:num w:numId="13">
+    <w:abstractNumId w:val="8"/>
     <w:lvlOverride w:ilvl="0">
       <w:startOverride w:val="1"/>
     </w:lvlOverride>
@@ -3693,6 +4042,7 @@
     <w:qFormat/>
     <w:pPr>
       <w:widowControl/>
+      <w:suppressAutoHyphens w:val="true"/>
       <w:bidi w:val="0"/>
       <w:spacing w:before="0" w:after="0"/>
       <w:jc w:val="start"/>
@@ -3792,11 +4142,18 @@
       <w:u w:val="single"/>
     </w:rPr>
   </w:style>
-  <w:style w:type="character" w:styleId="FootnoteCharacters">
-    <w:name w:val="Footnote Characters"/>
+  <w:style w:type="character" w:styleId="FootnoteCharactersuser">
+    <w:name w:val="Footnote Characters (user)"/>
     <w:uiPriority w:val="99"/>
     <w:semiHidden/>
     <w:unhideWhenUsed/>
+    <w:qFormat/>
+    <w:rPr>
+      <w:vertAlign w:val="superscript"/>
+    </w:rPr>
+  </w:style>
+  <w:style w:type="character" w:styleId="FootnoteCharacters">
+    <w:name w:val="Footnote Characters"/>
     <w:qFormat/>
     <w:rPr>
       <w:vertAlign w:val="superscript"/>
@@ -3893,6 +4250,7 @@
     <w:qFormat/>
     <w:pPr>
       <w:widowControl/>
+      <w:suppressAutoHyphens w:val="true"/>
       <w:bidi w:val="0"/>
       <w:spacing w:before="0" w:after="0"/>
       <w:jc w:val="start"/>
@@ -3913,6 +4271,7 @@
     <w:qFormat/>
     <w:pPr>
       <w:widowControl/>
+      <w:suppressAutoHyphens w:val="true"/>
       <w:bidi w:val="0"/>
       <w:spacing w:before="0" w:after="0"/>
       <w:jc w:val="start"/>
